--- a/51IP Injenerija prykladnyh zastosunkiv/1/IP_KNT-116m_Onyshchenko_15_PR1.docx
+++ b/51IP Injenerija prykladnyh zastosunkiv/1/IP_KNT-116m_Onyshchenko_15_PR1.docx
@@ -2866,11 +2866,14 @@
     </w:p>
     <w:p>
       <w:pPr>
-        <w:pStyle w:val="p11"/>
-        <w:rPr/>
-      </w:pPr>
-      <w:r>
-        <w:rPr/>
+        <w:pStyle w:val="h11"/>
+        <w:rPr/>
+      </w:pPr>
+      <w:r>
+        <w:rPr/>
+      </w:r>
+      <w:r>
+        <w:br w:type="page"/>
       </w:r>
     </w:p>
     <w:p>
@@ -4104,8 +4107,8 @@
       <w:lang w:val="en-US" w:eastAsia="uk-UA"/>
     </w:rPr>
   </w:style>
-  <w:style w:type="character" w:styleId="Style12">
-    <w:name w:val="Символ нумерації"/>
+  <w:style w:type="character" w:styleId="user">
+    <w:name w:val="Символ нумерації (user)"/>
     <w:qFormat/>
     <w:rPr/>
   </w:style>
@@ -4116,7 +4119,7 @@
       <w:u w:val="single"/>
     </w:rPr>
   </w:style>
-  <w:style w:type="paragraph" w:styleId="Style13">
+  <w:style w:type="paragraph" w:styleId="Style12">
     <w:name w:val="Заголовок"/>
     <w:basedOn w:val="Normal"/>
     <w:next w:val="BodyText"/>
@@ -4126,7 +4129,7 @@
       <w:spacing w:before="240" w:after="120"/>
     </w:pPr>
     <w:rPr>
-      <w:rFonts w:ascii="Liberation Sans" w:hAnsi="Liberation Sans" w:eastAsia="Microsoft YaHei" w:cs="Lucida Sans"/>
+      <w:rFonts w:ascii="Liberation Sans" w:hAnsi="Liberation Sans" w:eastAsia="Microsoft YaHei" w:cs="Arial Unicode MS"/>
       <w:sz w:val="28"/>
       <w:szCs w:val="28"/>
     </w:rPr>
@@ -4163,8 +4166,34 @@
       <w:szCs w:val="24"/>
     </w:rPr>
   </w:style>
-  <w:style w:type="paragraph" w:styleId="Style14">
+  <w:style w:type="paragraph" w:styleId="Style13">
     <w:name w:val="Покажчик"/>
+    <w:basedOn w:val="Normal"/>
+    <w:qFormat/>
+    <w:pPr>
+      <w:suppressLineNumbers/>
+    </w:pPr>
+    <w:rPr>
+      <w:rFonts w:cs="Arial Unicode MS"/>
+    </w:rPr>
+  </w:style>
+  <w:style w:type="paragraph" w:styleId="user1">
+    <w:name w:val="Заголовок (user)"/>
+    <w:basedOn w:val="Normal"/>
+    <w:next w:val="BodyText"/>
+    <w:qFormat/>
+    <w:pPr>
+      <w:keepNext w:val="true"/>
+      <w:spacing w:before="240" w:after="120"/>
+    </w:pPr>
+    <w:rPr>
+      <w:rFonts w:ascii="Liberation Sans" w:hAnsi="Liberation Sans" w:eastAsia="Microsoft YaHei" w:cs="Lucida Sans"/>
+      <w:sz w:val="28"/>
+      <w:szCs w:val="28"/>
+    </w:rPr>
+  </w:style>
+  <w:style w:type="paragraph" w:styleId="user2">
+    <w:name w:val="Покажчик (user)"/>
     <w:basedOn w:val="Normal"/>
     <w:qFormat/>
     <w:pPr>
@@ -4174,35 +4203,9 @@
       <w:rFonts w:cs="Lucida Sans"/>
     </w:rPr>
   </w:style>
-  <w:style w:type="paragraph" w:styleId="user">
-    <w:name w:val="Заголовок (user)"/>
-    <w:basedOn w:val="Normal"/>
-    <w:next w:val="BodyText"/>
-    <w:qFormat/>
-    <w:pPr>
-      <w:keepNext w:val="true"/>
-      <w:spacing w:before="240" w:after="120"/>
-    </w:pPr>
-    <w:rPr>
-      <w:rFonts w:ascii="Liberation Sans" w:hAnsi="Liberation Sans" w:eastAsia="Microsoft YaHei" w:cs="Arial Unicode MS"/>
-      <w:sz w:val="28"/>
-      <w:szCs w:val="28"/>
-    </w:rPr>
-  </w:style>
-  <w:style w:type="paragraph" w:styleId="user1">
-    <w:name w:val="Покажчик (user)"/>
-    <w:basedOn w:val="Normal"/>
-    <w:qFormat/>
-    <w:pPr>
-      <w:suppressLineNumbers/>
-    </w:pPr>
-    <w:rPr>
-      <w:rFonts w:cs="Arial Unicode MS"/>
-    </w:rPr>
-  </w:style>
   <w:style w:type="paragraph" w:styleId="IndexHeading">
     <w:name w:val="index heading"/>
-    <w:basedOn w:val="user"/>
+    <w:basedOn w:val="Style12"/>
     <w:pPr/>
     <w:rPr/>
   </w:style>
@@ -4478,8 +4481,8 @@
     </w:pPr>
     <w:rPr/>
   </w:style>
-  <w:style w:type="paragraph" w:styleId="Style15">
-    <w:name w:val="Верхній і нижній колонтитули"/>
+  <w:style w:type="paragraph" w:styleId="user3">
+    <w:name w:val="Верхній і нижній колонтитули (user)"/>
     <w:basedOn w:val="Normal"/>
     <w:qFormat/>
     <w:pPr>
@@ -4492,8 +4495,8 @@
     </w:pPr>
     <w:rPr/>
   </w:style>
-  <w:style w:type="paragraph" w:styleId="user2">
-    <w:name w:val="Верхній і нижній колонтитули (user)"/>
+  <w:style w:type="paragraph" w:styleId="Style14">
+    <w:name w:val="Верхній і нижній колонтитули"/>
     <w:basedOn w:val="Normal"/>
     <w:qFormat/>
     <w:pPr/>
@@ -4501,14 +4504,14 @@
   </w:style>
   <w:style w:type="paragraph" w:styleId="Header">
     <w:name w:val="header"/>
-    <w:basedOn w:val="Style15"/>
+    <w:basedOn w:val="user3"/>
     <w:pPr>
       <w:suppressLineNumbers/>
     </w:pPr>
     <w:rPr/>
   </w:style>
-  <w:style w:type="numbering" w:styleId="user3" w:default="1">
-    <w:name w:val="Без маркерів (user)"/>
+  <w:style w:type="numbering" w:styleId="Style15" w:default="1">
+    <w:name w:val="Без маркерів"/>
     <w:uiPriority w:val="99"/>
     <w:semiHidden/>
     <w:unhideWhenUsed/>

--- a/51IP Injenerija prykladnyh zastosunkiv/1/IP_KNT-116m_Onyshchenko_15_PR1.docx
+++ b/51IP Injenerija prykladnyh zastosunkiv/1/IP_KNT-116m_Onyshchenko_15_PR1.docx
@@ -691,158 +691,36 @@
       </w:pPr>
       <w:r>
         <w:rPr/>
-        <w:t>Вхідні дані</w:t>
-      </w:r>
-    </w:p>
-    <w:p>
-      <w:pPr>
-        <w:pStyle w:val="p11"/>
-        <w:rPr/>
-      </w:pPr>
-      <w:r>
-        <w:rPr/>
-      </w:r>
-    </w:p>
-    <w:p>
-      <w:pPr>
-        <w:pStyle w:val="p11"/>
-        <w:rPr/>
-      </w:pPr>
-      <w:r>
-        <w:rPr/>
-        <w:t xml:space="preserve">Як набір даних було обрано один під назвою </w:t>
-      </w:r>
+        <w:t>Виконання</w:t>
+      </w:r>
+    </w:p>
+    <w:p>
+      <w:pPr>
+        <w:pStyle w:val="H2"/>
+        <w:rPr/>
+      </w:pPr>
       <w:r>
         <w:rPr>
           <w:lang w:val="en-US"/>
         </w:rPr>
-        <w:t xml:space="preserve">Electric_Production.csv. </w:t>
-      </w:r>
-      <w:r>
-        <w:rPr>
-          <w:lang w:val="uk-UA"/>
-        </w:rPr>
-        <w:t xml:space="preserve">Його було взято звідси: </w:t>
-      </w:r>
-      <w:hyperlink r:id="rId3">
-        <w:r>
-          <w:rPr>
-            <w:rStyle w:val="Hyperlink"/>
-          </w:rPr>
-          <w:t>Time Series Datasets</w:t>
-        </w:r>
-      </w:hyperlink>
-      <w:r>
-        <w:rPr/>
-        <w:t>.</w:t>
-      </w:r>
-    </w:p>
-    <w:p>
-      <w:pPr>
-        <w:pStyle w:val="p11"/>
-        <w:rPr/>
-      </w:pPr>
-      <w:r>
-        <w:rPr/>
-        <w:t>Набір даних містить щомісячні дані про споживання електроенергії. Місто, з якого взято ці дані, не вказане. Формат даних — C</w:t>
-      </w:r>
+        <w:t xml:space="preserve">1 </w:t>
+      </w:r>
+      <w:r>
+        <w:rPr/>
+        <w:t>Вхідні дані</w:t>
+      </w:r>
+    </w:p>
+    <w:p>
+      <w:pPr>
+        <w:pStyle w:val="H2"/>
+        <w:rPr/>
+      </w:pPr>
       <w:r>
         <w:rPr>
           <w:lang w:val="en-US"/>
         </w:rPr>
-        <w:t>SV (Comma Separated Values).</w:t>
-      </w:r>
-    </w:p>
-    <w:p>
-      <w:pPr>
-        <w:pStyle w:val="p11"/>
-        <w:rPr/>
-      </w:pPr>
-      <w:r>
-        <w:rPr/>
-        <w:t>Вигляд перших семи рядків нижче на рисунку 0.1.</w:t>
-      </w:r>
-    </w:p>
-    <w:p>
-      <w:pPr>
-        <w:pStyle w:val="p11"/>
-        <w:rPr/>
-      </w:pPr>
-      <w:r>
-        <w:rPr/>
-      </w:r>
-    </w:p>
-    <w:p>
-      <w:pPr>
-        <w:pStyle w:val="img1"/>
-        <w:rPr/>
-      </w:pPr>
-      <w:r>
-        <w:rPr/>
-        <w:drawing>
-          <wp:inline distT="0" distB="0" distL="0" distR="0">
-            <wp:extent cx="2000250" cy="1987550"/>
-            <wp:effectExtent l="0" t="0" r="0" b="0"/>
-            <wp:docPr id="1" name="Зображення1"/>
-            <wp:cNvGraphicFramePr>
-              <a:graphicFrameLocks xmlns:a="http://schemas.openxmlformats.org/drawingml/2006/main" noChangeAspect="1"/>
-            </wp:cNvGraphicFramePr>
-            <a:graphic xmlns:a="http://schemas.openxmlformats.org/drawingml/2006/main">
-              <a:graphicData uri="http://schemas.openxmlformats.org/drawingml/2006/picture">
-                <pic:pic xmlns:pic="http://schemas.openxmlformats.org/drawingml/2006/picture">
-                  <pic:nvPicPr>
-                    <pic:cNvPr id="1" name="Зображення1"/>
-                    <pic:cNvPicPr>
-                      <a:picLocks noChangeAspect="1" noChangeArrowheads="1"/>
-                    </pic:cNvPicPr>
-                  </pic:nvPicPr>
-                  <pic:blipFill>
-                    <a:blip r:embed="rId4"/>
-                    <a:stretch>
-                      <a:fillRect/>
-                    </a:stretch>
-                  </pic:blipFill>
-                  <pic:spPr bwMode="auto">
-                    <a:xfrm>
-                      <a:off x="0" y="0"/>
-                      <a:ext cx="2000250" cy="1987550"/>
-                    </a:xfrm>
-                    <a:prstGeom prst="rect">
-                      <a:avLst/>
-                    </a:prstGeom>
-                    <a:noFill/>
-                  </pic:spPr>
-                </pic:pic>
-              </a:graphicData>
-            </a:graphic>
-          </wp:inline>
-        </w:drawing>
-      </w:r>
-    </w:p>
-    <w:p>
-      <w:pPr>
-        <w:pStyle w:val="img1"/>
-        <w:rPr/>
-      </w:pPr>
-      <w:r>
-        <w:rPr/>
-        <w:t>Рисунок 0.1 — Вигляд перших рядків</w:t>
-      </w:r>
-    </w:p>
-    <w:p>
-      <w:pPr>
-        <w:pStyle w:val="p11"/>
-        <w:rPr/>
-      </w:pPr>
-      <w:r>
-        <w:rPr/>
-      </w:r>
-    </w:p>
-    <w:p>
-      <w:pPr>
-        <w:pStyle w:val="h11"/>
-        <w:rPr/>
-      </w:pPr>
+        <w:t xml:space="preserve">2 </w:t>
+      </w:r>
       <w:r>
         <w:rPr/>
         <w:t>Текст програми</w:t>
@@ -850,1728 +728,18 @@
     </w:p>
     <w:p>
       <w:pPr>
-        <w:pStyle w:val="p11"/>
-        <w:rPr/>
-      </w:pPr>
-      <w:r>
-        <w:rPr/>
-      </w:r>
-    </w:p>
-    <w:p>
-      <w:pPr>
-        <w:pStyle w:val="Code"/>
-        <w:rPr/>
-      </w:pPr>
-      <w:r>
-        <w:rPr/>
-        <w:t>import os</w:t>
-      </w:r>
-    </w:p>
-    <w:p>
-      <w:pPr>
-        <w:pStyle w:val="Code"/>
-        <w:rPr/>
-      </w:pPr>
-      <w:r>
-        <w:rPr/>
-        <w:t>from matplotlib import pyplot as plt</w:t>
-      </w:r>
-    </w:p>
-    <w:p>
-      <w:pPr>
-        <w:pStyle w:val="Code"/>
-        <w:rPr/>
-      </w:pPr>
-      <w:r>
-        <w:rPr/>
-        <w:t>import pandas as pd</w:t>
-      </w:r>
-    </w:p>
-    <w:p>
-      <w:pPr>
-        <w:pStyle w:val="Code"/>
-        <w:rPr/>
-      </w:pPr>
-      <w:r>
-        <w:rPr/>
-        <w:t>from statsmodels.tsa.seasonal import seasonal_decompose</w:t>
-      </w:r>
-    </w:p>
-    <w:p>
-      <w:pPr>
-        <w:pStyle w:val="Code"/>
-        <w:rPr/>
-      </w:pPr>
-      <w:r>
-        <w:rPr/>
-        <w:t>from statsmodels.tsa.holtwinters import ExponentialSmoothing</w:t>
-      </w:r>
-    </w:p>
-    <w:p>
-      <w:pPr>
-        <w:pStyle w:val="Code"/>
-        <w:rPr/>
-      </w:pPr>
-      <w:r>
-        <w:rPr/>
-        <w:t>import pmdarima as pm</w:t>
-      </w:r>
-    </w:p>
-    <w:p>
-      <w:pPr>
-        <w:pStyle w:val="Code"/>
-        <w:rPr/>
-      </w:pPr>
-      <w:r>
-        <w:rPr/>
-      </w:r>
-    </w:p>
-    <w:p>
-      <w:pPr>
-        <w:pStyle w:val="Code"/>
-        <w:rPr/>
-      </w:pPr>
-      <w:r>
-        <w:rPr/>
-        <w:t># Читати дані з файлу</w:t>
-      </w:r>
-    </w:p>
-    <w:p>
-      <w:pPr>
-        <w:pStyle w:val="Code"/>
-        <w:rPr/>
-      </w:pPr>
-      <w:r>
-        <w:rPr/>
-        <w:t>current_dir = os.path.dirname(os.path.abspath(__file__))</w:t>
-      </w:r>
-    </w:p>
-    <w:p>
-      <w:pPr>
-        <w:pStyle w:val="Code"/>
-        <w:rPr/>
-      </w:pPr>
-      <w:r>
-        <w:rPr/>
-        <w:t>file_name: str = "power.csv"</w:t>
-      </w:r>
-    </w:p>
-    <w:p>
-      <w:pPr>
-        <w:pStyle w:val="Code"/>
-        <w:rPr/>
-      </w:pPr>
-      <w:r>
-        <w:rPr/>
-        <w:t>file_path: str = os.path.join(current_dir, file_name)</w:t>
-      </w:r>
-    </w:p>
-    <w:p>
-      <w:pPr>
-        <w:pStyle w:val="Code"/>
-        <w:rPr/>
-      </w:pPr>
-      <w:r>
-        <w:rPr/>
-        <w:t>df = pd.read_csv(file_path)</w:t>
-      </w:r>
-    </w:p>
-    <w:p>
-      <w:pPr>
-        <w:pStyle w:val="Code"/>
-        <w:rPr/>
-      </w:pPr>
-      <w:r>
-        <w:rPr/>
-      </w:r>
-    </w:p>
-    <w:p>
-      <w:pPr>
-        <w:pStyle w:val="Code"/>
-        <w:rPr/>
-      </w:pPr>
-      <w:r>
-        <w:rPr/>
-        <w:t xml:space="preserve"># Конвертувати стовпець з датою у формат дати </w:t>
-      </w:r>
-    </w:p>
-    <w:p>
-      <w:pPr>
-        <w:pStyle w:val="Code"/>
-        <w:rPr/>
-      </w:pPr>
-      <w:r>
-        <w:rPr/>
-        <w:t>df["DATE"] = pd.to_datetime(df["DATE"])</w:t>
-      </w:r>
-    </w:p>
-    <w:p>
-      <w:pPr>
-        <w:pStyle w:val="Code"/>
-        <w:rPr/>
-      </w:pPr>
-      <w:r>
-        <w:rPr/>
-        <w:t>df = df.set_index("DATE")</w:t>
-      </w:r>
-    </w:p>
-    <w:p>
-      <w:pPr>
-        <w:pStyle w:val="Code"/>
-        <w:rPr/>
-      </w:pPr>
-      <w:r>
-        <w:rPr/>
-        <w:t>print(df)</w:t>
-      </w:r>
-    </w:p>
-    <w:p>
-      <w:pPr>
-        <w:pStyle w:val="Code"/>
-        <w:rPr/>
-      </w:pPr>
-      <w:r>
-        <w:rPr/>
-        <w:t>average = df.rolling(window=12).mean()</w:t>
-      </w:r>
-    </w:p>
-    <w:p>
-      <w:pPr>
-        <w:pStyle w:val="Code"/>
-        <w:rPr/>
-      </w:pPr>
-      <w:r>
-        <w:rPr/>
-      </w:r>
-    </w:p>
-    <w:p>
-      <w:pPr>
-        <w:pStyle w:val="Code"/>
-        <w:rPr/>
-      </w:pPr>
-      <w:r>
-        <w:rPr/>
-        <w:t># Графік первинних даних</w:t>
-      </w:r>
-    </w:p>
-    <w:p>
-      <w:pPr>
-        <w:pStyle w:val="Code"/>
-        <w:rPr/>
-      </w:pPr>
-      <w:r>
-        <w:rPr/>
-        <w:t>plt.figure(figsize=(12, 6))</w:t>
-      </w:r>
-    </w:p>
-    <w:p>
-      <w:pPr>
-        <w:pStyle w:val="Code"/>
-        <w:rPr/>
-      </w:pPr>
-      <w:r>
-        <w:rPr/>
-        <w:t>plt.plot(df, color="tab:blue", label="Original Data")</w:t>
-      </w:r>
-    </w:p>
-    <w:p>
-      <w:pPr>
-        <w:pStyle w:val="Code"/>
-        <w:rPr/>
-      </w:pPr>
-      <w:r>
-        <w:rPr/>
-        <w:t>plt.plot(average, color="tab:red", label="Average Data")</w:t>
-      </w:r>
-    </w:p>
-    <w:p>
-      <w:pPr>
-        <w:pStyle w:val="Code"/>
-        <w:rPr/>
-      </w:pPr>
-      <w:r>
-        <w:rPr/>
-        <w:t>plt.title("Rolling Statistics", size=14)</w:t>
-      </w:r>
-    </w:p>
-    <w:p>
-      <w:pPr>
-        <w:pStyle w:val="Code"/>
-        <w:rPr/>
-      </w:pPr>
-      <w:r>
-        <w:rPr/>
-        <w:t>plt.xlabel("Date", size=12)</w:t>
-      </w:r>
-    </w:p>
-    <w:p>
-      <w:pPr>
-        <w:pStyle w:val="Code"/>
-        <w:rPr/>
-      </w:pPr>
-      <w:r>
-        <w:rPr/>
-        <w:t>plt.ylabel("Power Consumption")</w:t>
-      </w:r>
-    </w:p>
-    <w:p>
-      <w:pPr>
-        <w:pStyle w:val="Code"/>
-        <w:rPr/>
-      </w:pPr>
-      <w:r>
-        <w:rPr/>
-        <w:t>plt.legend()</w:t>
-      </w:r>
-    </w:p>
-    <w:p>
-      <w:pPr>
-        <w:pStyle w:val="Code"/>
-        <w:rPr/>
-      </w:pPr>
-      <w:r>
-        <w:rPr/>
-        <w:t>plt.grid()</w:t>
-      </w:r>
-    </w:p>
-    <w:p>
-      <w:pPr>
-        <w:pStyle w:val="Code"/>
-        <w:rPr/>
-      </w:pPr>
-      <w:r>
-        <w:rPr/>
-        <w:t>plt.show()</w:t>
-      </w:r>
-    </w:p>
-    <w:p>
-      <w:pPr>
-        <w:pStyle w:val="Code"/>
-        <w:rPr/>
-      </w:pPr>
-      <w:r>
-        <w:rPr/>
-      </w:r>
-    </w:p>
-    <w:p>
-      <w:pPr>
-        <w:pStyle w:val="Code"/>
-        <w:rPr/>
-      </w:pPr>
-      <w:r>
-        <w:rPr/>
-        <w:t># Декомпозиція даних на сезональні, періодичні, тощо.</w:t>
-      </w:r>
-    </w:p>
-    <w:p>
-      <w:pPr>
-        <w:pStyle w:val="Code"/>
-        <w:rPr/>
-      </w:pPr>
-      <w:r>
-        <w:rPr/>
-        <w:t>decomp = seasonal_decompose(df, model="additive", period=12)</w:t>
-      </w:r>
-    </w:p>
-    <w:p>
-      <w:pPr>
-        <w:pStyle w:val="Code"/>
-        <w:rPr/>
-      </w:pPr>
-      <w:r>
-        <w:rPr/>
-        <w:t>decomp.plot()</w:t>
-      </w:r>
-    </w:p>
-    <w:p>
-      <w:pPr>
-        <w:pStyle w:val="Code"/>
-        <w:rPr/>
-      </w:pPr>
-      <w:r>
-        <w:rPr/>
-        <w:t>plt.show()</w:t>
-      </w:r>
-    </w:p>
-    <w:p>
-      <w:pPr>
-        <w:pStyle w:val="Code"/>
-        <w:rPr/>
-      </w:pPr>
-      <w:r>
-        <w:rPr/>
-      </w:r>
-    </w:p>
-    <w:p>
-      <w:pPr>
-        <w:pStyle w:val="Code"/>
-        <w:rPr/>
-      </w:pPr>
-      <w:r>
-        <w:rPr/>
-        <w:t># Розділення даних на тестові та навчальні</w:t>
-      </w:r>
-    </w:p>
-    <w:p>
-      <w:pPr>
-        <w:pStyle w:val="Code"/>
-        <w:rPr/>
-      </w:pPr>
-      <w:r>
-        <w:rPr/>
-        <w:t>train = df[:-24]</w:t>
-      </w:r>
-    </w:p>
-    <w:p>
-      <w:pPr>
-        <w:pStyle w:val="Code"/>
-        <w:rPr/>
-      </w:pPr>
-      <w:r>
-        <w:rPr/>
-        <w:t>test = df[-24:]</w:t>
-      </w:r>
-    </w:p>
-    <w:p>
-      <w:pPr>
-        <w:pStyle w:val="Code"/>
-        <w:rPr/>
-      </w:pPr>
-      <w:r>
-        <w:rPr/>
-      </w:r>
-    </w:p>
-    <w:p>
-      <w:pPr>
-        <w:pStyle w:val="Code"/>
-        <w:rPr/>
-      </w:pPr>
-      <w:r>
-        <w:rPr/>
-        <w:t xml:space="preserve"># Застосувати модель ARIMA </w:t>
-      </w:r>
-    </w:p>
-    <w:p>
-      <w:pPr>
-        <w:pStyle w:val="Code"/>
-        <w:rPr/>
-      </w:pPr>
-      <w:r>
-        <w:rPr/>
-        <w:t>model = pm.auto_arima(</w:t>
-      </w:r>
-    </w:p>
-    <w:p>
-      <w:pPr>
-        <w:pStyle w:val="Code"/>
-        <w:rPr/>
-      </w:pPr>
-      <w:r>
-        <w:rPr/>
-        <w:t xml:space="preserve">    </w:t>
-      </w:r>
-      <w:r>
-        <w:rPr/>
-        <w:t>train,</w:t>
-      </w:r>
-    </w:p>
-    <w:p>
-      <w:pPr>
-        <w:pStyle w:val="Code"/>
-        <w:rPr/>
-      </w:pPr>
-      <w:r>
-        <w:rPr/>
-        <w:t xml:space="preserve">    </w:t>
-      </w:r>
-      <w:r>
-        <w:rPr/>
-        <w:t>seasonal=False,</w:t>
-      </w:r>
-    </w:p>
-    <w:p>
-      <w:pPr>
-        <w:pStyle w:val="Code"/>
-        <w:rPr/>
-      </w:pPr>
-      <w:r>
-        <w:rPr/>
-        <w:t xml:space="preserve">    </w:t>
-      </w:r>
-      <w:r>
-        <w:rPr/>
-        <w:t>m=12,</w:t>
-      </w:r>
-    </w:p>
-    <w:p>
-      <w:pPr>
-        <w:pStyle w:val="Code"/>
-        <w:rPr/>
-      </w:pPr>
-      <w:r>
-        <w:rPr/>
-        <w:t xml:space="preserve">    </w:t>
-      </w:r>
-      <w:r>
-        <w:rPr/>
-        <w:t>trace=True,</w:t>
-      </w:r>
-    </w:p>
-    <w:p>
-      <w:pPr>
-        <w:pStyle w:val="Code"/>
-        <w:rPr/>
-      </w:pPr>
-      <w:r>
-        <w:rPr/>
-        <w:t xml:space="preserve">    </w:t>
-      </w:r>
-      <w:r>
-        <w:rPr/>
-        <w:t>error_action="ignore",</w:t>
-      </w:r>
-    </w:p>
-    <w:p>
-      <w:pPr>
-        <w:pStyle w:val="Code"/>
-        <w:rPr/>
-      </w:pPr>
-      <w:r>
-        <w:rPr/>
-        <w:t xml:space="preserve">    </w:t>
-      </w:r>
-      <w:r>
-        <w:rPr/>
-        <w:t>suppress_warnings=True,</w:t>
-      </w:r>
-    </w:p>
-    <w:p>
-      <w:pPr>
-        <w:pStyle w:val="Code"/>
-        <w:rPr/>
-      </w:pPr>
-      <w:r>
-        <w:rPr/>
-        <w:t>)</w:t>
-      </w:r>
-    </w:p>
-    <w:p>
-      <w:pPr>
-        <w:pStyle w:val="Code"/>
-        <w:rPr/>
-      </w:pPr>
-      <w:r>
-        <w:rPr/>
-        <w:t>print(model.summary())</w:t>
-      </w:r>
-    </w:p>
-    <w:p>
-      <w:pPr>
-        <w:pStyle w:val="Code"/>
-        <w:rPr/>
-      </w:pPr>
-      <w:r>
-        <w:rPr/>
-        <w:t>forecast = model.predict(n_preiods=12)</w:t>
-      </w:r>
-    </w:p>
-    <w:p>
-      <w:pPr>
-        <w:pStyle w:val="Code"/>
-        <w:rPr/>
-      </w:pPr>
-      <w:r>
-        <w:rPr/>
-        <w:t>forecast = pd.Series(forecast, index=test.index)</w:t>
-      </w:r>
-    </w:p>
-    <w:p>
-      <w:pPr>
-        <w:pStyle w:val="Code"/>
-        <w:rPr/>
-      </w:pPr>
-      <w:r>
-        <w:rPr/>
-      </w:r>
-    </w:p>
-    <w:p>
-      <w:pPr>
-        <w:pStyle w:val="Code"/>
-        <w:rPr/>
-      </w:pPr>
-      <w:r>
-        <w:rPr/>
-        <w:t># Графік отриманих результатів</w:t>
-      </w:r>
-    </w:p>
-    <w:p>
-      <w:pPr>
-        <w:pStyle w:val="Code"/>
-        <w:rPr/>
-      </w:pPr>
-      <w:r>
-        <w:rPr/>
-        <w:t>plt.figure(figsize=(12, 6))</w:t>
-      </w:r>
-    </w:p>
-    <w:p>
-      <w:pPr>
-        <w:pStyle w:val="Code"/>
-        <w:rPr/>
-      </w:pPr>
-      <w:r>
-        <w:rPr/>
-        <w:t>plt.plot(train, label="Training Data")</w:t>
-      </w:r>
-    </w:p>
-    <w:p>
-      <w:pPr>
-        <w:pStyle w:val="Code"/>
-        <w:rPr/>
-      </w:pPr>
-      <w:r>
-        <w:rPr/>
-        <w:t>plt.plot(test, label="Actual Values", linewidth=2)</w:t>
-      </w:r>
-    </w:p>
-    <w:p>
-      <w:pPr>
-        <w:pStyle w:val="Code"/>
-        <w:rPr/>
-      </w:pPr>
-      <w:r>
-        <w:rPr/>
-        <w:t>plt.plot(forecast, label="Forecasted Values", linestyle="--")</w:t>
-      </w:r>
-    </w:p>
-    <w:p>
-      <w:pPr>
-        <w:pStyle w:val="Code"/>
-        <w:rPr/>
-      </w:pPr>
-      <w:r>
-        <w:rPr/>
-        <w:t>plt.title("ARIMA Forecast")</w:t>
-      </w:r>
-    </w:p>
-    <w:p>
-      <w:pPr>
-        <w:pStyle w:val="Code"/>
-        <w:rPr/>
-      </w:pPr>
-      <w:r>
-        <w:rPr/>
-        <w:t>plt.xlabel("Time")</w:t>
-      </w:r>
-    </w:p>
-    <w:p>
-      <w:pPr>
-        <w:pStyle w:val="Code"/>
-        <w:rPr/>
-      </w:pPr>
-      <w:r>
-        <w:rPr/>
-        <w:t>plt.ylabel("Value")</w:t>
-      </w:r>
-    </w:p>
-    <w:p>
-      <w:pPr>
-        <w:pStyle w:val="Code"/>
-        <w:rPr/>
-      </w:pPr>
-      <w:r>
-        <w:rPr/>
-        <w:t>plt.legend()</w:t>
-      </w:r>
-    </w:p>
-    <w:p>
-      <w:pPr>
-        <w:pStyle w:val="Code"/>
-        <w:rPr/>
-      </w:pPr>
-      <w:r>
-        <w:rPr/>
-        <w:t>plt.grid()</w:t>
-      </w:r>
-    </w:p>
-    <w:p>
-      <w:pPr>
-        <w:pStyle w:val="Code"/>
-        <w:rPr/>
-      </w:pPr>
-      <w:r>
-        <w:rPr/>
-        <w:t>plt.show()</w:t>
-      </w:r>
-    </w:p>
-    <w:p>
-      <w:pPr>
-        <w:pStyle w:val="Code"/>
-        <w:rPr/>
-      </w:pPr>
-      <w:r>
-        <w:rPr/>
-      </w:r>
-    </w:p>
-    <w:p>
-      <w:pPr>
-        <w:pStyle w:val="Code"/>
-        <w:rPr/>
-      </w:pPr>
-      <w:r>
-        <w:rPr/>
-        <w:t># Застосувати модель ETS</w:t>
-      </w:r>
-    </w:p>
-    <w:p>
-      <w:pPr>
-        <w:pStyle w:val="Code"/>
-        <w:rPr/>
-      </w:pPr>
-      <w:r>
-        <w:rPr/>
-        <w:t>ets_model = ExponentialSmoothing(</w:t>
-      </w:r>
-    </w:p>
-    <w:p>
-      <w:pPr>
-        <w:pStyle w:val="Code"/>
-        <w:rPr/>
-      </w:pPr>
-      <w:r>
-        <w:rPr/>
-        <w:t xml:space="preserve">    </w:t>
-      </w:r>
-      <w:r>
-        <w:rPr/>
-        <w:t>train, seasonal="add", trend="add", seasonal_periods=12</w:t>
-      </w:r>
-    </w:p>
-    <w:p>
-      <w:pPr>
-        <w:pStyle w:val="Code"/>
-        <w:rPr/>
-      </w:pPr>
-      <w:r>
-        <w:rPr/>
-        <w:t>)</w:t>
-      </w:r>
-    </w:p>
-    <w:p>
-      <w:pPr>
-        <w:pStyle w:val="Code"/>
-        <w:rPr/>
-      </w:pPr>
-      <w:r>
-        <w:rPr/>
-        <w:t>ets_fit = ets_model.fit()</w:t>
-      </w:r>
-    </w:p>
-    <w:p>
-      <w:pPr>
-        <w:pStyle w:val="Code"/>
-        <w:rPr/>
-      </w:pPr>
-      <w:r>
-        <w:rPr/>
-        <w:t>forecast = ets_fit.forecast(steps=12)</w:t>
-      </w:r>
-    </w:p>
-    <w:p>
-      <w:pPr>
-        <w:pStyle w:val="Code"/>
-        <w:rPr/>
-      </w:pPr>
-      <w:r>
-        <w:rPr/>
-        <w:t>forecast = pd.Series(forecast, index=test.index)</w:t>
-      </w:r>
-    </w:p>
-    <w:p>
-      <w:pPr>
-        <w:pStyle w:val="Code"/>
-        <w:rPr/>
-      </w:pPr>
-      <w:r>
-        <w:rPr/>
-      </w:r>
-    </w:p>
-    <w:p>
-      <w:pPr>
-        <w:pStyle w:val="Code"/>
-        <w:rPr/>
-      </w:pPr>
-      <w:r>
-        <w:rPr/>
-        <w:t xml:space="preserve"># Графік отриманих результатів </w:t>
-      </w:r>
-    </w:p>
-    <w:p>
-      <w:pPr>
-        <w:pStyle w:val="Code"/>
-        <w:rPr/>
-      </w:pPr>
-      <w:r>
-        <w:rPr/>
-        <w:t>plt.figure(figsize=(12, 6))</w:t>
-      </w:r>
-    </w:p>
-    <w:p>
-      <w:pPr>
-        <w:pStyle w:val="Code"/>
-        <w:rPr/>
-      </w:pPr>
-      <w:r>
-        <w:rPr/>
-        <w:t>plt.plot(train, label="Training Data")</w:t>
-      </w:r>
-    </w:p>
-    <w:p>
-      <w:pPr>
-        <w:pStyle w:val="Code"/>
-        <w:rPr/>
-      </w:pPr>
-      <w:r>
-        <w:rPr/>
-        <w:t>plt.plot(test, label="Actual Values", linewidth=2)</w:t>
-      </w:r>
-    </w:p>
-    <w:p>
-      <w:pPr>
-        <w:pStyle w:val="Code"/>
-        <w:rPr/>
-      </w:pPr>
-      <w:r>
-        <w:rPr/>
-        <w:t>plt.plot(forecast, label="Forecasted Values", linestyle="--")</w:t>
-      </w:r>
-    </w:p>
-    <w:p>
-      <w:pPr>
-        <w:pStyle w:val="Code"/>
-        <w:rPr/>
-      </w:pPr>
-      <w:r>
-        <w:rPr/>
-        <w:t>plt.title("ETS Forecast")</w:t>
-      </w:r>
-    </w:p>
-    <w:p>
-      <w:pPr>
-        <w:pStyle w:val="Code"/>
-        <w:rPr/>
-      </w:pPr>
-      <w:r>
-        <w:rPr/>
-        <w:t>plt.xlabel("Time")</w:t>
-      </w:r>
-    </w:p>
-    <w:p>
-      <w:pPr>
-        <w:pStyle w:val="Code"/>
-        <w:rPr/>
-      </w:pPr>
-      <w:r>
-        <w:rPr/>
-        <w:t>plt.ylabel("Value")</w:t>
-      </w:r>
-    </w:p>
-    <w:p>
-      <w:pPr>
-        <w:pStyle w:val="Code"/>
-        <w:rPr/>
-      </w:pPr>
-      <w:r>
-        <w:rPr/>
-        <w:t>plt.legend()</w:t>
-      </w:r>
-    </w:p>
-    <w:p>
-      <w:pPr>
-        <w:pStyle w:val="Code"/>
-        <w:rPr/>
-      </w:pPr>
-      <w:r>
-        <w:rPr/>
-        <w:t>plt.grid()</w:t>
-      </w:r>
-    </w:p>
-    <w:p>
-      <w:pPr>
-        <w:pStyle w:val="Code"/>
-        <w:rPr/>
-      </w:pPr>
-      <w:r>
-        <w:rPr/>
-        <w:t>plt.show()</w:t>
-      </w:r>
-    </w:p>
-    <w:p>
-      <w:pPr>
-        <w:pStyle w:val="p11"/>
-        <w:rPr/>
-      </w:pPr>
-      <w:r>
-        <w:rPr/>
-      </w:r>
-    </w:p>
-    <w:p>
-      <w:pPr>
-        <w:pStyle w:val="h11"/>
-        <w:rPr/>
-      </w:pPr>
-      <w:r>
-        <w:rPr/>
-        <w:t>Результати</w:t>
-      </w:r>
-    </w:p>
-    <w:p>
-      <w:pPr>
-        <w:pStyle w:val="p11"/>
-        <w:rPr/>
-      </w:pPr>
-      <w:r>
-        <w:rPr/>
-      </w:r>
-    </w:p>
-    <w:p>
-      <w:pPr>
-        <w:pStyle w:val="p11"/>
-        <w:rPr/>
-      </w:pPr>
-      <w:r>
-        <w:rPr/>
-        <w:t>Результати виконання програми наведено на рисунках нижче.</w:t>
-      </w:r>
-    </w:p>
-    <w:p>
-      <w:pPr>
-        <w:pStyle w:val="p11"/>
-        <w:rPr/>
-      </w:pPr>
-      <w:r>
-        <w:rPr/>
-      </w:r>
-    </w:p>
-    <w:p>
-      <w:pPr>
-        <w:pStyle w:val="img1"/>
-        <w:rPr/>
-      </w:pPr>
-      <w:r>
-        <w:rPr/>
-        <w:drawing>
-          <wp:inline distT="0" distB="0" distL="0" distR="0">
-            <wp:extent cx="5731510" cy="2865755"/>
-            <wp:effectExtent l="0" t="0" r="0" b="0"/>
-            <wp:docPr id="2" name="Зображення3"/>
-            <wp:cNvGraphicFramePr>
-              <a:graphicFrameLocks xmlns:a="http://schemas.openxmlformats.org/drawingml/2006/main" noChangeAspect="1"/>
-            </wp:cNvGraphicFramePr>
-            <a:graphic xmlns:a="http://schemas.openxmlformats.org/drawingml/2006/main">
-              <a:graphicData uri="http://schemas.openxmlformats.org/drawingml/2006/picture">
-                <pic:pic xmlns:pic="http://schemas.openxmlformats.org/drawingml/2006/picture">
-                  <pic:nvPicPr>
-                    <pic:cNvPr id="2" name="Зображення3"/>
-                    <pic:cNvPicPr>
-                      <a:picLocks noChangeAspect="1" noChangeArrowheads="1"/>
-                    </pic:cNvPicPr>
-                  </pic:nvPicPr>
-                  <pic:blipFill>
-                    <a:blip r:embed="rId5"/>
-                    <a:stretch>
-                      <a:fillRect/>
-                    </a:stretch>
-                  </pic:blipFill>
-                  <pic:spPr bwMode="auto">
-                    <a:xfrm>
-                      <a:off x="0" y="0"/>
-                      <a:ext cx="5731510" cy="2865755"/>
-                    </a:xfrm>
-                    <a:prstGeom prst="rect">
-                      <a:avLst/>
-                    </a:prstGeom>
-                    <a:noFill/>
-                  </pic:spPr>
-                </pic:pic>
-              </a:graphicData>
-            </a:graphic>
-          </wp:inline>
-        </w:drawing>
-      </w:r>
-    </w:p>
-    <w:p>
-      <w:pPr>
-        <w:pStyle w:val="img1"/>
-        <w:rPr/>
-      </w:pPr>
-      <w:r>
-        <w:rPr/>
-        <w:t>Рисунок 1.1 — Початкові дані</w:t>
-      </w:r>
-    </w:p>
-    <w:p>
-      <w:pPr>
-        <w:pStyle w:val="img1"/>
-        <w:rPr/>
-      </w:pPr>
-      <w:r>
-        <w:rPr/>
-      </w:r>
-    </w:p>
-    <w:p>
-      <w:pPr>
-        <w:pStyle w:val="img1"/>
-        <w:rPr/>
-      </w:pPr>
-      <w:r>
-        <w:rPr/>
-        <w:drawing>
-          <wp:inline distT="0" distB="0" distL="0" distR="0">
-            <wp:extent cx="5731510" cy="4298315"/>
-            <wp:effectExtent l="0" t="0" r="0" b="0"/>
-            <wp:docPr id="3" name="Зображення4"/>
-            <wp:cNvGraphicFramePr>
-              <a:graphicFrameLocks xmlns:a="http://schemas.openxmlformats.org/drawingml/2006/main" noChangeAspect="1"/>
-            </wp:cNvGraphicFramePr>
-            <a:graphic xmlns:a="http://schemas.openxmlformats.org/drawingml/2006/main">
-              <a:graphicData uri="http://schemas.openxmlformats.org/drawingml/2006/picture">
-                <pic:pic xmlns:pic="http://schemas.openxmlformats.org/drawingml/2006/picture">
-                  <pic:nvPicPr>
-                    <pic:cNvPr id="3" name="Зображення4"/>
-                    <pic:cNvPicPr>
-                      <a:picLocks noChangeAspect="1" noChangeArrowheads="1"/>
-                    </pic:cNvPicPr>
-                  </pic:nvPicPr>
-                  <pic:blipFill>
-                    <a:blip r:embed="rId6"/>
-                    <a:stretch>
-                      <a:fillRect/>
-                    </a:stretch>
-                  </pic:blipFill>
-                  <pic:spPr bwMode="auto">
-                    <a:xfrm>
-                      <a:off x="0" y="0"/>
-                      <a:ext cx="5731510" cy="4298315"/>
-                    </a:xfrm>
-                    <a:prstGeom prst="rect">
-                      <a:avLst/>
-                    </a:prstGeom>
-                    <a:noFill/>
-                  </pic:spPr>
-                </pic:pic>
-              </a:graphicData>
-            </a:graphic>
-          </wp:inline>
-        </w:drawing>
-      </w:r>
-    </w:p>
-    <w:p>
-      <w:pPr>
-        <w:pStyle w:val="img1"/>
-        <w:rPr/>
-      </w:pPr>
-      <w:r>
-        <w:rPr/>
-        <w:t>Рисунок 1.2 — Дані після декомпозиції</w:t>
-      </w:r>
-    </w:p>
-    <w:p>
-      <w:pPr>
-        <w:pStyle w:val="img1"/>
-        <w:rPr/>
-      </w:pPr>
-      <w:r>
-        <w:rPr/>
-      </w:r>
-    </w:p>
-    <w:p>
-      <w:pPr>
-        <w:pStyle w:val="img1"/>
-        <w:rPr/>
-      </w:pPr>
-      <w:r>
-        <w:rPr/>
-      </w:r>
-    </w:p>
-    <w:p>
-      <w:pPr>
-        <w:pStyle w:val="img1"/>
-        <w:rPr/>
-      </w:pPr>
-      <w:r>
-        <w:rPr/>
-      </w:r>
-    </w:p>
-    <w:p>
-      <w:pPr>
-        <w:pStyle w:val="img1"/>
-        <w:rPr/>
-      </w:pPr>
-      <w:r>
-        <w:rPr/>
-        <w:drawing>
-          <wp:inline distT="0" distB="0" distL="0" distR="0">
-            <wp:extent cx="6645910" cy="3322955"/>
-            <wp:effectExtent l="0" t="0" r="0" b="0"/>
-            <wp:docPr id="4" name="Зображення5"/>
-            <wp:cNvGraphicFramePr>
-              <a:graphicFrameLocks xmlns:a="http://schemas.openxmlformats.org/drawingml/2006/main" noChangeAspect="1"/>
-            </wp:cNvGraphicFramePr>
-            <a:graphic xmlns:a="http://schemas.openxmlformats.org/drawingml/2006/main">
-              <a:graphicData uri="http://schemas.openxmlformats.org/drawingml/2006/picture">
-                <pic:pic xmlns:pic="http://schemas.openxmlformats.org/drawingml/2006/picture">
-                  <pic:nvPicPr>
-                    <pic:cNvPr id="4" name="Зображення5"/>
-                    <pic:cNvPicPr>
-                      <a:picLocks noChangeAspect="1" noChangeArrowheads="1"/>
-                    </pic:cNvPicPr>
-                  </pic:nvPicPr>
-                  <pic:blipFill>
-                    <a:blip r:embed="rId7"/>
-                    <a:stretch>
-                      <a:fillRect/>
-                    </a:stretch>
-                  </pic:blipFill>
-                  <pic:spPr bwMode="auto">
-                    <a:xfrm>
-                      <a:off x="0" y="0"/>
-                      <a:ext cx="6645910" cy="3322955"/>
-                    </a:xfrm>
-                    <a:prstGeom prst="rect">
-                      <a:avLst/>
-                    </a:prstGeom>
-                    <a:noFill/>
-                  </pic:spPr>
-                </pic:pic>
-              </a:graphicData>
-            </a:graphic>
-          </wp:inline>
-        </w:drawing>
-      </w:r>
-      <w:r>
-        <w:rPr/>
-        <w:t xml:space="preserve">Рисунок 1.3 — Результати роботи моделі </w:t>
-      </w:r>
+        <w:pStyle w:val="H2"/>
+        <w:rPr/>
+      </w:pPr>
       <w:r>
         <w:rPr>
           <w:lang w:val="en-US"/>
         </w:rPr>
-        <w:t>ARIMA</w:t>
-      </w:r>
-    </w:p>
-    <w:p>
-      <w:pPr>
-        <w:pStyle w:val="img1"/>
-        <w:rPr/>
-      </w:pPr>
-      <w:r>
-        <w:rPr/>
-      </w:r>
-    </w:p>
-    <w:p>
-      <w:pPr>
-        <w:pStyle w:val="img1"/>
-        <w:rPr/>
-      </w:pPr>
-      <w:r>
-        <w:rPr/>
-        <w:drawing>
-          <wp:inline distT="0" distB="0" distL="0" distR="0">
-            <wp:extent cx="6645910" cy="3322955"/>
-            <wp:effectExtent l="0" t="0" r="0" b="0"/>
-            <wp:docPr id="5" name="Зображення6"/>
-            <wp:cNvGraphicFramePr>
-              <a:graphicFrameLocks xmlns:a="http://schemas.openxmlformats.org/drawingml/2006/main" noChangeAspect="1"/>
-            </wp:cNvGraphicFramePr>
-            <a:graphic xmlns:a="http://schemas.openxmlformats.org/drawingml/2006/main">
-              <a:graphicData uri="http://schemas.openxmlformats.org/drawingml/2006/picture">
-                <pic:pic xmlns:pic="http://schemas.openxmlformats.org/drawingml/2006/picture">
-                  <pic:nvPicPr>
-                    <pic:cNvPr id="5" name="Зображення6"/>
-                    <pic:cNvPicPr>
-                      <a:picLocks noChangeAspect="1" noChangeArrowheads="1"/>
-                    </pic:cNvPicPr>
-                  </pic:nvPicPr>
-                  <pic:blipFill>
-                    <a:blip r:embed="rId8"/>
-                    <a:stretch>
-                      <a:fillRect/>
-                    </a:stretch>
-                  </pic:blipFill>
-                  <pic:spPr bwMode="auto">
-                    <a:xfrm>
-                      <a:off x="0" y="0"/>
-                      <a:ext cx="6645910" cy="3322955"/>
-                    </a:xfrm>
-                    <a:prstGeom prst="rect">
-                      <a:avLst/>
-                    </a:prstGeom>
-                    <a:noFill/>
-                  </pic:spPr>
-                </pic:pic>
-              </a:graphicData>
-            </a:graphic>
-          </wp:inline>
-        </w:drawing>
-      </w:r>
-    </w:p>
-    <w:p>
-      <w:pPr>
-        <w:pStyle w:val="img1"/>
-        <w:rPr/>
-      </w:pPr>
-      <w:r>
-        <w:rPr/>
-        <w:t xml:space="preserve">Рисунок 1.4 — Результати роботи моделі </w:t>
-      </w:r>
-      <w:r>
-        <w:rPr>
-          <w:lang w:val="en-US"/>
-        </w:rPr>
-        <w:t>ETS</w:t>
-      </w:r>
-    </w:p>
-    <w:p>
-      <w:pPr>
-        <w:pStyle w:val="img1"/>
-        <w:rPr/>
-      </w:pPr>
-      <w:r>
-        <w:rPr/>
-      </w:r>
-    </w:p>
-    <w:p>
-      <w:pPr>
-        <w:pStyle w:val="img1"/>
-        <w:rPr/>
-      </w:pPr>
-      <w:r>
-        <w:rPr/>
-        <w:drawing>
-          <wp:inline distT="0" distB="0" distL="0" distR="0">
-            <wp:extent cx="5731510" cy="3797935"/>
-            <wp:effectExtent l="0" t="0" r="0" b="0"/>
-            <wp:docPr id="6" name="Зображення2"/>
-            <wp:cNvGraphicFramePr>
-              <a:graphicFrameLocks xmlns:a="http://schemas.openxmlformats.org/drawingml/2006/main" noChangeAspect="1"/>
-            </wp:cNvGraphicFramePr>
-            <a:graphic xmlns:a="http://schemas.openxmlformats.org/drawingml/2006/main">
-              <a:graphicData uri="http://schemas.openxmlformats.org/drawingml/2006/picture">
-                <pic:pic xmlns:pic="http://schemas.openxmlformats.org/drawingml/2006/picture">
-                  <pic:nvPicPr>
-                    <pic:cNvPr id="6" name="Зображення2"/>
-                    <pic:cNvPicPr>
-                      <a:picLocks noChangeAspect="1" noChangeArrowheads="1"/>
-                    </pic:cNvPicPr>
-                  </pic:nvPicPr>
-                  <pic:blipFill>
-                    <a:blip r:embed="rId9"/>
-                    <a:stretch>
-                      <a:fillRect/>
-                    </a:stretch>
-                  </pic:blipFill>
-                  <pic:spPr bwMode="auto">
-                    <a:xfrm>
-                      <a:off x="0" y="0"/>
-                      <a:ext cx="5731510" cy="3797935"/>
-                    </a:xfrm>
-                    <a:prstGeom prst="rect">
-                      <a:avLst/>
-                    </a:prstGeom>
-                    <a:noFill/>
-                  </pic:spPr>
-                </pic:pic>
-              </a:graphicData>
-            </a:graphic>
-          </wp:inline>
-        </w:drawing>
-      </w:r>
-    </w:p>
-    <w:p>
-      <w:pPr>
-        <w:pStyle w:val="img1"/>
-        <w:rPr/>
-      </w:pPr>
-      <w:r>
-        <w:rPr/>
-        <w:t>Рисунок 1.</w:t>
-      </w:r>
-      <w:r>
-        <w:rPr>
-          <w:lang w:val="en-US"/>
-        </w:rPr>
-        <w:t xml:space="preserve">5 </w:t>
-      </w:r>
-      <w:r>
-        <w:rPr/>
-        <w:t xml:space="preserve">— Таблиця результатів роботи моделі </w:t>
-      </w:r>
-      <w:r>
-        <w:rPr>
-          <w:lang w:val="en-US"/>
-        </w:rPr>
-        <w:t>ARIMA</w:t>
-      </w:r>
-    </w:p>
-    <w:p>
-      <w:pPr>
-        <w:pStyle w:val="p11"/>
-        <w:rPr>
-          <w:lang w:val="en-US"/>
-        </w:rPr>
-      </w:pPr>
-      <w:r>
-        <w:rPr>
-          <w:lang w:val="en-US"/>
-        </w:rPr>
-      </w:r>
-    </w:p>
-    <w:p>
-      <w:pPr>
-        <w:pStyle w:val="p11"/>
-        <w:rPr>
-          <w:lang w:val="uk-UA"/>
-        </w:rPr>
-      </w:pPr>
-      <w:r>
-        <w:rPr>
-          <w:lang w:val="uk-UA"/>
-        </w:rPr>
-        <w:t>Також під час роботи програма видає наступні рядки у консоль:</w:t>
-      </w:r>
-    </w:p>
-    <w:p>
-      <w:pPr>
-        <w:pStyle w:val="p11"/>
-        <w:rPr>
-          <w:lang w:val="uk-UA"/>
-        </w:rPr>
-      </w:pPr>
-      <w:r>
-        <w:rPr>
-          <w:lang w:val="uk-UA"/>
-        </w:rPr>
-      </w:r>
-    </w:p>
-    <w:p>
-      <w:pPr>
-        <w:pStyle w:val="Code"/>
-        <w:rPr/>
-      </w:pPr>
-      <w:r>
-        <w:rPr/>
-        <w:t>Performing stepwise search to minimize aic</w:t>
-      </w:r>
-    </w:p>
-    <w:p>
-      <w:pPr>
-        <w:pStyle w:val="Code"/>
-        <w:rPr/>
-      </w:pPr>
-      <w:r>
-        <w:rPr/>
-        <w:t xml:space="preserve"> </w:t>
-      </w:r>
-      <w:r>
-        <w:rPr/>
-        <w:t>ARIMA(2,1,2)(0,0,0)[0] intercept   : AIC=inf, Time=0.41 sec</w:t>
-      </w:r>
-    </w:p>
-    <w:p>
-      <w:pPr>
-        <w:pStyle w:val="Code"/>
-        <w:rPr/>
-      </w:pPr>
-      <w:r>
-        <w:rPr/>
-        <w:t xml:space="preserve"> </w:t>
-      </w:r>
-      <w:r>
-        <w:rPr/>
-        <w:t>ARIMA(0,1,0)(0,0,0)[0] intercept   : AIC=2657.357, Time=0.03 sec</w:t>
-      </w:r>
-    </w:p>
-    <w:p>
-      <w:pPr>
-        <w:pStyle w:val="Code"/>
-        <w:rPr/>
-      </w:pPr>
-      <w:r>
-        <w:rPr/>
-        <w:t xml:space="preserve"> </w:t>
-      </w:r>
-      <w:r>
-        <w:rPr/>
-        <w:t>ARIMA(1,1,0)(0,0,0)[0] intercept   : AIC=2599.753, Time=0.06 sec</w:t>
-      </w:r>
-    </w:p>
-    <w:p>
-      <w:pPr>
-        <w:pStyle w:val="Code"/>
-        <w:rPr/>
-      </w:pPr>
-      <w:r>
-        <w:rPr/>
-        <w:t xml:space="preserve"> </w:t>
-      </w:r>
-      <w:r>
-        <w:rPr/>
-        <w:t>ARIMA(0,1,1)(0,0,0)[0] intercept   : AIC=2531.251, Time=0.07 sec</w:t>
-      </w:r>
-    </w:p>
-    <w:p>
-      <w:pPr>
-        <w:pStyle w:val="Code"/>
-        <w:rPr/>
-      </w:pPr>
-      <w:r>
-        <w:rPr/>
-        <w:t xml:space="preserve"> </w:t>
-      </w:r>
-      <w:r>
-        <w:rPr/>
-        <w:t>ARIMA(0,1,0)(0,0,0)[0]             : AIC=2655.436, Time=0.03 sec</w:t>
-      </w:r>
-    </w:p>
-    <w:p>
-      <w:pPr>
-        <w:pStyle w:val="Code"/>
-        <w:rPr/>
-      </w:pPr>
-      <w:r>
-        <w:rPr/>
-        <w:t xml:space="preserve"> </w:t>
-      </w:r>
-      <w:r>
-        <w:rPr/>
-        <w:t>ARIMA(1,1,1)(0,0,0)[0] intercept   : AIC=2531.973, Time=0.09 sec</w:t>
-      </w:r>
-    </w:p>
-    <w:p>
-      <w:pPr>
-        <w:pStyle w:val="Code"/>
-        <w:rPr/>
-      </w:pPr>
-      <w:r>
-        <w:rPr/>
-        <w:t xml:space="preserve"> </w:t>
-      </w:r>
-      <w:r>
-        <w:rPr/>
-        <w:t>ARIMA(0,1,2)(0,0,0)[0] intercept   : AIC=2433.235, Time=0.14 sec</w:t>
-      </w:r>
-    </w:p>
-    <w:p>
-      <w:pPr>
-        <w:pStyle w:val="Code"/>
-        <w:rPr/>
-      </w:pPr>
-      <w:r>
-        <w:rPr/>
-        <w:t xml:space="preserve"> </w:t>
-      </w:r>
-      <w:r>
-        <w:rPr/>
-        <w:t>ARIMA(1,1,2)(0,0,0)[0] intercept   : AIC=2400.984, Time=0.17 sec</w:t>
-      </w:r>
-    </w:p>
-    <w:p>
-      <w:pPr>
-        <w:pStyle w:val="Code"/>
-        <w:rPr/>
-      </w:pPr>
-      <w:r>
-        <w:rPr/>
-        <w:t xml:space="preserve"> </w:t>
-      </w:r>
-      <w:r>
-        <w:rPr/>
-        <w:t>ARIMA(1,1,3)(0,0,0)[0] intercept   : AIC=2353.950, Time=0.20 sec</w:t>
-      </w:r>
-    </w:p>
-    <w:p>
-      <w:pPr>
-        <w:pStyle w:val="Code"/>
-        <w:rPr/>
-      </w:pPr>
-      <w:r>
-        <w:rPr/>
-        <w:t xml:space="preserve"> </w:t>
-      </w:r>
-      <w:r>
-        <w:rPr/>
-        <w:t>ARIMA(0,1,3)(0,0,0)[0] intercept   : AIC=2353.710, Time=0.18 sec</w:t>
-      </w:r>
-    </w:p>
-    <w:p>
-      <w:pPr>
-        <w:pStyle w:val="Code"/>
-        <w:rPr/>
-      </w:pPr>
-      <w:r>
-        <w:rPr/>
-        <w:t xml:space="preserve"> </w:t>
-      </w:r>
-      <w:r>
-        <w:rPr/>
-        <w:t>ARIMA(0,1,4)(0,0,0)[0] intercept   : AIC=2336.712, Time=0.20 sec</w:t>
-      </w:r>
-    </w:p>
-    <w:p>
-      <w:pPr>
-        <w:pStyle w:val="Code"/>
-        <w:rPr/>
-      </w:pPr>
-      <w:r>
-        <w:rPr/>
-        <w:t xml:space="preserve"> </w:t>
-      </w:r>
-      <w:r>
-        <w:rPr/>
-        <w:t>ARIMA(1,1,4)(0,0,0)[0] intercept   : AIC=2337.090, Time=0.35 sec</w:t>
-      </w:r>
-    </w:p>
-    <w:p>
-      <w:pPr>
-        <w:pStyle w:val="Code"/>
-        <w:rPr/>
-      </w:pPr>
-      <w:r>
-        <w:rPr/>
-        <w:t xml:space="preserve"> </w:t>
-      </w:r>
-      <w:r>
-        <w:rPr/>
-        <w:t>ARIMA(0,1,5)(0,0,0)[0] intercept   : AIC=2263.899, Time=0.31 sec</w:t>
-      </w:r>
-    </w:p>
-    <w:p>
-      <w:pPr>
-        <w:pStyle w:val="Code"/>
-        <w:rPr/>
-      </w:pPr>
-      <w:r>
-        <w:rPr/>
-        <w:t xml:space="preserve"> </w:t>
-      </w:r>
-      <w:r>
-        <w:rPr/>
-        <w:t>ARIMA(1,1,5)(0,0,0)[0] intercept   : AIC=2253.412, Time=0.43 sec</w:t>
-      </w:r>
-    </w:p>
-    <w:p>
-      <w:pPr>
-        <w:pStyle w:val="Code"/>
-        <w:rPr/>
-      </w:pPr>
-      <w:r>
-        <w:rPr/>
-        <w:t xml:space="preserve"> </w:t>
-      </w:r>
-      <w:r>
-        <w:rPr/>
-        <w:t>ARIMA(2,1,5)(0,0,0)[0] intercept   : AIC=1976.267, Time=0.75 sec</w:t>
-      </w:r>
-    </w:p>
-    <w:p>
-      <w:pPr>
-        <w:pStyle w:val="Code"/>
-        <w:rPr/>
-      </w:pPr>
-      <w:r>
-        <w:rPr/>
-        <w:t xml:space="preserve"> </w:t>
-      </w:r>
-      <w:r>
-        <w:rPr/>
-        <w:t>ARIMA(2,1,4)(0,0,0)[0] intercept   : AIC=1971.845, Time=0.56 sec</w:t>
-      </w:r>
-    </w:p>
-    <w:p>
-      <w:pPr>
-        <w:pStyle w:val="Code"/>
-        <w:rPr/>
-      </w:pPr>
-      <w:r>
-        <w:rPr/>
-        <w:t xml:space="preserve"> </w:t>
-      </w:r>
-      <w:r>
-        <w:rPr/>
-        <w:t>ARIMA(2,1,3)(0,0,0)[0] intercept   : AIC=2007.706, Time=0.53 sec</w:t>
-      </w:r>
-    </w:p>
-    <w:p>
-      <w:pPr>
-        <w:pStyle w:val="Code"/>
-        <w:rPr/>
-      </w:pPr>
-      <w:r>
-        <w:rPr/>
-        <w:t xml:space="preserve"> </w:t>
-      </w:r>
-      <w:r>
-        <w:rPr/>
-        <w:t>ARIMA(3,1,4)(0,0,0)[0] intercept   : AIC=1984.166, Time=0.71 sec</w:t>
-      </w:r>
-    </w:p>
-    <w:p>
-      <w:pPr>
-        <w:pStyle w:val="Code"/>
-        <w:rPr/>
-      </w:pPr>
-      <w:r>
-        <w:rPr/>
-        <w:t xml:space="preserve"> </w:t>
-      </w:r>
-      <w:r>
-        <w:rPr/>
-        <w:t>ARIMA(3,1,3)(0,0,0)[0] intercept   : AIC=inf, Time=0.54 sec</w:t>
-      </w:r>
-    </w:p>
-    <w:p>
-      <w:pPr>
-        <w:pStyle w:val="Code"/>
-        <w:rPr/>
-      </w:pPr>
-      <w:r>
-        <w:rPr/>
-        <w:t xml:space="preserve"> </w:t>
-      </w:r>
-      <w:r>
-        <w:rPr/>
-        <w:t>ARIMA(3,1,5)(0,0,0)[0] intercept   : AIC=1971.153, Time=0.83 sec</w:t>
-      </w:r>
-    </w:p>
-    <w:p>
-      <w:pPr>
-        <w:pStyle w:val="Code"/>
-        <w:rPr/>
-      </w:pPr>
-      <w:r>
-        <w:rPr/>
-        <w:t xml:space="preserve"> </w:t>
-      </w:r>
-      <w:r>
-        <w:rPr/>
-        <w:t>ARIMA(4,1,5)(0,0,0)[0] intercept   : AIC=1968.056, Time=0.86 sec</w:t>
-      </w:r>
-    </w:p>
-    <w:p>
-      <w:pPr>
-        <w:pStyle w:val="Code"/>
-        <w:rPr/>
-      </w:pPr>
-      <w:r>
-        <w:rPr/>
-        <w:t xml:space="preserve"> </w:t>
-      </w:r>
-      <w:r>
-        <w:rPr/>
-        <w:t>ARIMA(4,1,4)(0,0,0)[0] intercept   : AIC=1963.244, Time=0.74 sec</w:t>
-      </w:r>
-    </w:p>
-    <w:p>
-      <w:pPr>
-        <w:pStyle w:val="Code"/>
-        <w:rPr/>
-      </w:pPr>
-      <w:r>
-        <w:rPr/>
-        <w:t xml:space="preserve"> </w:t>
-      </w:r>
-      <w:r>
-        <w:rPr/>
-        <w:t>ARIMA(4,1,3)(0,0,0)[0] intercept   : AIC=inf, Time=0.60 sec</w:t>
-      </w:r>
-    </w:p>
-    <w:p>
-      <w:pPr>
-        <w:pStyle w:val="Code"/>
-        <w:rPr/>
-      </w:pPr>
-      <w:r>
-        <w:rPr/>
-        <w:t xml:space="preserve"> </w:t>
-      </w:r>
-      <w:r>
-        <w:rPr/>
-        <w:t>ARIMA(5,1,4)(0,0,0)[0] intercept   : AIC=inf, Time=0.77 sec</w:t>
-      </w:r>
-    </w:p>
-    <w:p>
-      <w:pPr>
-        <w:pStyle w:val="Code"/>
-        <w:rPr/>
-      </w:pPr>
-      <w:r>
-        <w:rPr/>
-        <w:t xml:space="preserve"> </w:t>
-      </w:r>
-      <w:r>
-        <w:rPr/>
-        <w:t>ARIMA(5,1,3)(0,0,0)[0] intercept   : AIC=inf, Time=0.71 sec</w:t>
-      </w:r>
-    </w:p>
-    <w:p>
-      <w:pPr>
-        <w:pStyle w:val="Code"/>
-        <w:rPr/>
-      </w:pPr>
-      <w:r>
-        <w:rPr/>
-        <w:t xml:space="preserve"> </w:t>
-      </w:r>
-      <w:r>
-        <w:rPr/>
-        <w:t>ARIMA(5,1,5)(0,0,0)[0] intercept   : AIC=inf, Time=0.97 sec</w:t>
-      </w:r>
-    </w:p>
-    <w:p>
-      <w:pPr>
-        <w:pStyle w:val="Code"/>
-        <w:rPr/>
-      </w:pPr>
-      <w:r>
-        <w:rPr/>
-        <w:t xml:space="preserve"> </w:t>
-      </w:r>
-      <w:r>
-        <w:rPr/>
-        <w:t>ARIMA(4,1,4)(0,0,0)[0]             : AIC=1973.944, Time=0.58 sec</w:t>
-      </w:r>
-    </w:p>
-    <w:p>
-      <w:pPr>
-        <w:pStyle w:val="Code"/>
-        <w:rPr/>
-      </w:pPr>
-      <w:r>
-        <w:rPr/>
-      </w:r>
-    </w:p>
-    <w:p>
-      <w:pPr>
-        <w:pStyle w:val="Code"/>
-        <w:rPr/>
-      </w:pPr>
-      <w:r>
-        <w:rPr/>
-        <w:t>Best model:  ARIMA(4,1,4)(0,0,0)[0] intercept</w:t>
-      </w:r>
-    </w:p>
-    <w:p>
-      <w:pPr>
-        <w:pStyle w:val="p11"/>
-        <w:rPr>
-          <w:lang w:val="uk-UA"/>
-        </w:rPr>
-      </w:pPr>
-      <w:r>
-        <w:rPr>
-          <w:lang w:val="uk-UA"/>
-        </w:rPr>
+        <w:t xml:space="preserve">3 </w:t>
+      </w:r>
+      <w:r>
+        <w:rPr/>
+        <w:t>Результати виконання</w:t>
       </w:r>
     </w:p>
     <w:p>
@@ -2586,286 +754,6 @@
     </w:p>
     <w:p>
       <w:pPr>
-        <w:pStyle w:val="p11"/>
-        <w:rPr/>
-      </w:pPr>
-      <w:r>
-        <w:rPr/>
-      </w:r>
-    </w:p>
-    <w:p>
-      <w:pPr>
-        <w:pStyle w:val="p11"/>
-        <w:rPr/>
-      </w:pPr>
-      <w:r>
-        <w:rPr/>
-        <w:t>Отже, було навчено реалізовувати програмні проєкти у сфері інженерії програмного забезпечення, пов’язані з необхідністю обробки часових послідовностей даних.</w:t>
-      </w:r>
-    </w:p>
-    <w:p>
-      <w:pPr>
-        <w:pStyle w:val="p11"/>
-        <w:rPr/>
-      </w:pPr>
-      <w:r>
-        <w:rPr/>
-        <w:t>Під час виконання роботи виникли такі питання:</w:t>
-      </w:r>
-    </w:p>
-    <w:p>
-      <w:pPr>
-        <w:pStyle w:val="p11"/>
-        <w:rPr/>
-      </w:pPr>
-      <w:r>
-        <w:rPr/>
-      </w:r>
-    </w:p>
-    <w:p>
-      <w:pPr>
-        <w:pStyle w:val="H2"/>
-        <w:rPr>
-          <w:b w:val="false"/>
-          <w:bCs w:val="false"/>
-          <w:i/>
-          <w:iCs/>
-        </w:rPr>
-      </w:pPr>
-      <w:r>
-        <w:rPr>
-          <w:b w:val="false"/>
-          <w:bCs w:val="false"/>
-          <w:i/>
-          <w:iCs/>
-        </w:rPr>
-        <w:t xml:space="preserve">Що означають рядки, що починаються з </w:t>
-      </w:r>
-      <w:r>
-        <w:rPr>
-          <w:b w:val="false"/>
-          <w:bCs w:val="false"/>
-          <w:i/>
-          <w:iCs/>
-          <w:lang w:val="en-US"/>
-        </w:rPr>
-        <w:t>ARIMA?</w:t>
-      </w:r>
-    </w:p>
-    <w:p>
-      <w:pPr>
-        <w:pStyle w:val="P1"/>
-        <w:rPr>
-          <w:b w:val="false"/>
-          <w:bCs w:val="false"/>
-          <w:i/>
-          <w:iCs/>
-          <w:lang w:val="en-US"/>
-        </w:rPr>
-      </w:pPr>
-      <w:r>
-        <w:rPr>
-          <w:b w:val="false"/>
-          <w:bCs w:val="false"/>
-          <w:i/>
-          <w:iCs/>
-          <w:lang w:val="en-US"/>
-        </w:rPr>
-      </w:r>
-    </w:p>
-    <w:p>
-      <w:pPr>
-        <w:pStyle w:val="P1"/>
-        <w:rPr>
-          <w:b w:val="false"/>
-          <w:bCs w:val="false"/>
-          <w:i w:val="false"/>
-          <w:iCs w:val="false"/>
-          <w:lang w:val="uk-UA"/>
-        </w:rPr>
-      </w:pPr>
-      <w:r>
-        <w:rPr>
-          <w:b w:val="false"/>
-          <w:bCs w:val="false"/>
-          <w:i w:val="false"/>
-          <w:iCs w:val="false"/>
-          <w:lang w:val="uk-UA"/>
-        </w:rPr>
-        <w:t>Кожен з них є кроком з метою мінімізувати показник АІС.</w:t>
-      </w:r>
-    </w:p>
-    <w:p>
-      <w:pPr>
-        <w:pStyle w:val="P1"/>
-        <w:rPr>
-          <w:b w:val="false"/>
-          <w:bCs w:val="false"/>
-          <w:i w:val="false"/>
-          <w:iCs w:val="false"/>
-          <w:lang w:val="uk-UA"/>
-        </w:rPr>
-      </w:pPr>
-      <w:r>
-        <w:rPr>
-          <w:b w:val="false"/>
-          <w:bCs w:val="false"/>
-          <w:i w:val="false"/>
-          <w:iCs w:val="false"/>
-          <w:lang w:val="uk-UA"/>
-        </w:rPr>
-      </w:r>
-    </w:p>
-    <w:p>
-      <w:pPr>
-        <w:pStyle w:val="H2"/>
-        <w:rPr>
-          <w:b w:val="false"/>
-          <w:bCs w:val="false"/>
-          <w:i/>
-          <w:iCs/>
-        </w:rPr>
-      </w:pPr>
-      <w:r>
-        <w:rPr>
-          <w:b w:val="false"/>
-          <w:bCs w:val="false"/>
-          <w:i/>
-          <w:iCs/>
-        </w:rPr>
-        <w:t xml:space="preserve">Що таке </w:t>
-      </w:r>
-      <w:r>
-        <w:rPr>
-          <w:b w:val="false"/>
-          <w:bCs w:val="false"/>
-          <w:i/>
-          <w:iCs/>
-          <w:lang w:val="en-US"/>
-        </w:rPr>
-        <w:t>AIC</w:t>
-      </w:r>
-      <w:r>
-        <w:rPr>
-          <w:b w:val="false"/>
-          <w:bCs w:val="false"/>
-          <w:i/>
-          <w:iCs/>
-        </w:rPr>
-        <w:t>?</w:t>
-      </w:r>
-    </w:p>
-    <w:p>
-      <w:pPr>
-        <w:pStyle w:val="P1"/>
-        <w:rPr>
-          <w:b w:val="false"/>
-          <w:bCs w:val="false"/>
-          <w:i/>
-          <w:iCs/>
-        </w:rPr>
-      </w:pPr>
-      <w:r>
-        <w:rPr>
-          <w:b w:val="false"/>
-          <w:bCs w:val="false"/>
-          <w:i/>
-          <w:iCs/>
-        </w:rPr>
-      </w:r>
-    </w:p>
-    <w:p>
-      <w:pPr>
-        <w:pStyle w:val="P1"/>
-        <w:rPr>
-          <w:b w:val="false"/>
-          <w:bCs w:val="false"/>
-          <w:i w:val="false"/>
-          <w:iCs w:val="false"/>
-          <w:lang w:val="en-US"/>
-        </w:rPr>
-      </w:pPr>
-      <w:r>
-        <w:rPr>
-          <w:b w:val="false"/>
-          <w:bCs w:val="false"/>
-          <w:i w:val="false"/>
-          <w:iCs w:val="false"/>
-          <w:lang w:val="en-US"/>
-        </w:rPr>
-        <w:t xml:space="preserve">AIC (Akaike information criterion, </w:t>
-      </w:r>
-      <w:r>
-        <w:rPr>
-          <w:b w:val="false"/>
-          <w:bCs w:val="false"/>
-          <w:i w:val="false"/>
-          <w:iCs w:val="false"/>
-          <w:lang w:val="uk-UA"/>
-        </w:rPr>
-        <w:t>Інформаційний критерій Акаіке) є оцінювачем похибки передбачувача.</w:t>
-      </w:r>
-    </w:p>
-    <w:p>
-      <w:pPr>
-        <w:pStyle w:val="P1"/>
-        <w:rPr>
-          <w:b w:val="false"/>
-          <w:bCs w:val="false"/>
-          <w:i/>
-          <w:iCs/>
-        </w:rPr>
-      </w:pPr>
-      <w:r>
-        <w:rPr>
-          <w:b w:val="false"/>
-          <w:bCs w:val="false"/>
-          <w:i/>
-          <w:iCs/>
-        </w:rPr>
-      </w:r>
-    </w:p>
-    <w:p>
-      <w:pPr>
-        <w:pStyle w:val="H2"/>
-        <w:rPr>
-          <w:b w:val="false"/>
-          <w:bCs w:val="false"/>
-          <w:i/>
-          <w:iCs/>
-        </w:rPr>
-      </w:pPr>
-      <w:r>
-        <w:rPr>
-          <w:b w:val="false"/>
-          <w:bCs w:val="false"/>
-          <w:i/>
-          <w:iCs/>
-        </w:rPr>
-        <w:t>Чому на графіках результатів частина з правильними результатами зміщена вниз?</w:t>
-      </w:r>
-    </w:p>
-    <w:p>
-      <w:pPr>
-        <w:pStyle w:val="p11"/>
-        <w:rPr/>
-      </w:pPr>
-      <w:r>
-        <w:rPr/>
-      </w:r>
-    </w:p>
-    <w:p>
-      <w:pPr>
-        <w:pStyle w:val="p11"/>
-        <w:rPr/>
-      </w:pPr>
-      <w:r>
-        <w:rPr/>
-        <w:t>Було виправлено шляхом додавання більшого інтервалу при розбитті на тестову та навчальну вибірки.</w:t>
-      </w:r>
-    </w:p>
-    <w:p>
-      <w:pPr>
         <w:pStyle w:val="h11"/>
         <w:rPr/>
       </w:pPr>
@@ -2879,6 +767,7 @@
     <w:p>
       <w:pPr>
         <w:pStyle w:val="h11"/>
+        <w:spacing w:before="0" w:after="0"/>
         <w:rPr/>
       </w:pPr>
       <w:r>

--- a/51IP Injenerija prykladnyh zastosunkiv/1/IP_KNT-116m_Onyshchenko_15_PR1.docx
+++ b/51IP Injenerija prykladnyh zastosunkiv/1/IP_KNT-116m_Onyshchenko_15_PR1.docx
@@ -700,10 +700,75 @@
         <w:rPr/>
       </w:pPr>
       <w:r>
+        <w:rPr/>
+        <w:t>1 Аналіз предметної області</w:t>
+      </w:r>
+    </w:p>
+    <w:p>
+      <w:pPr>
+        <w:pStyle w:val="p11"/>
+        <w:rPr/>
+      </w:pPr>
+      <w:r>
+        <w:rPr/>
+      </w:r>
+    </w:p>
+    <w:p>
+      <w:pPr>
+        <w:pStyle w:val="p11"/>
+        <w:rPr/>
+      </w:pPr>
+      <w:r>
+        <w:rPr/>
+        <w:t>Обрана предметна область: прогнозування вироблення електроенергії.</w:t>
+      </w:r>
+    </w:p>
+    <w:p>
+      <w:pPr>
+        <w:pStyle w:val="p11"/>
+        <w:rPr/>
+      </w:pPr>
+      <w:r>
+        <w:rPr/>
+        <w:t>Електроенергія стала важливою частиною життя кожної людини. Ця предметна область вирізняється певною боротьбою між споживанням та виробленням.</w:t>
+      </w:r>
+    </w:p>
+    <w:p>
+      <w:pPr>
+        <w:pStyle w:val="p11"/>
+        <w:rPr/>
+      </w:pPr>
+      <w:r>
+        <w:rPr/>
+        <w:t>Споживання електроенергії виражається часовим рядом з піками взимку та влітку (через опалення взимку та охолодження влітку).</w:t>
+      </w:r>
+    </w:p>
+    <w:p>
+      <w:pPr>
+        <w:pStyle w:val="p11"/>
+        <w:rPr/>
+      </w:pPr>
+      <w:r>
+        <w:rPr/>
+        <w:t>Прогнозування вироблення електроенергії потрібне для планування роботи електростанцій.</w:t>
+      </w:r>
+    </w:p>
+    <w:p>
+      <w:pPr>
+        <w:pStyle w:val="H2"/>
+        <w:rPr/>
+      </w:pPr>
+      <w:r>
+        <w:rPr>
+          <w:lang w:val="uk-UA"/>
+        </w:rPr>
+        <w:t>2</w:t>
+      </w:r>
+      <w:r>
         <w:rPr>
           <w:lang w:val="en-US"/>
         </w:rPr>
-        <w:t xml:space="preserve">1 </w:t>
+        <w:t xml:space="preserve"> </w:t>
       </w:r>
       <w:r>
         <w:rPr/>
@@ -712,18 +777,216 @@
     </w:p>
     <w:p>
       <w:pPr>
-        <w:pStyle w:val="H2"/>
-        <w:rPr/>
+        <w:pStyle w:val="P1"/>
+        <w:rPr/>
+      </w:pPr>
+      <w:r>
+        <w:rPr/>
+      </w:r>
+    </w:p>
+    <w:p>
+      <w:pPr>
+        <w:pStyle w:val="P1"/>
+        <w:rPr/>
+      </w:pPr>
+      <w:r>
+        <w:rPr/>
+        <w:t>Як вхідні дані обрано вибірку вироблення електроенергії в США, приблизно з 1985 до 2018 років.</w:t>
+      </w:r>
+    </w:p>
+    <w:p>
+      <w:pPr>
+        <w:pStyle w:val="P1"/>
+        <w:rPr/>
+      </w:pPr>
+      <w:r>
+        <w:rPr/>
+        <w:t>Всього у вибірці 397 екземплярів. Середнім є значення 88. Стандартне відхилення становить 15. Мінімальне значення: 55, максимальне: 129.</w:t>
+      </w:r>
+    </w:p>
+    <w:p>
+      <w:pPr>
+        <w:pStyle w:val="P1"/>
+        <w:rPr>
+          <w:lang w:val="uk-UA"/>
+        </w:rPr>
       </w:pPr>
       <w:r>
         <w:rPr>
           <w:lang w:val="en-US"/>
         </w:rPr>
-        <w:t xml:space="preserve">2 </w:t>
-      </w:r>
-      <w:r>
-        <w:rPr/>
-        <w:t>Текст програми</w:t>
+        <w:t>Y</w:t>
+      </w:r>
+      <w:r>
+        <w:rPr>
+          <w:lang w:val="uk-UA"/>
+        </w:rPr>
+        <w:t>ижче наведено графік даних разом із середнім значенням.</w:t>
+      </w:r>
+    </w:p>
+    <w:p>
+      <w:pPr>
+        <w:pStyle w:val="P1"/>
+        <w:rPr>
+          <w:lang w:val="uk-UA"/>
+        </w:rPr>
+      </w:pPr>
+      <w:r>
+        <w:rPr>
+          <w:lang w:val="uk-UA"/>
+        </w:rPr>
+      </w:r>
+    </w:p>
+    <w:p>
+      <w:pPr>
+        <w:pStyle w:val="img1"/>
+        <w:rPr/>
+      </w:pPr>
+      <w:r>
+        <w:rPr/>
+        <w:drawing>
+          <wp:inline distT="0" distB="0" distL="0" distR="0">
+            <wp:extent cx="5035550" cy="2865755"/>
+            <wp:effectExtent l="0" t="0" r="0" b="0"/>
+            <wp:docPr id="1" name="Зображення2"/>
+            <wp:cNvGraphicFramePr>
+              <a:graphicFrameLocks xmlns:a="http://schemas.openxmlformats.org/drawingml/2006/main" noChangeAspect="1"/>
+            </wp:cNvGraphicFramePr>
+            <a:graphic xmlns:a="http://schemas.openxmlformats.org/drawingml/2006/main">
+              <a:graphicData uri="http://schemas.openxmlformats.org/drawingml/2006/picture">
+                <pic:pic xmlns:pic="http://schemas.openxmlformats.org/drawingml/2006/picture">
+                  <pic:nvPicPr>
+                    <pic:cNvPr id="1" name="Зображення2"/>
+                    <pic:cNvPicPr>
+                      <a:picLocks noChangeAspect="1" noChangeArrowheads="1"/>
+                    </pic:cNvPicPr>
+                  </pic:nvPicPr>
+                  <pic:blipFill>
+                    <a:blip r:embed="rId3"/>
+                    <a:srcRect l="5574" t="0" r="6568" b="0"/>
+                    <a:stretch>
+                      <a:fillRect/>
+                    </a:stretch>
+                  </pic:blipFill>
+                  <pic:spPr bwMode="auto">
+                    <a:xfrm>
+                      <a:off x="0" y="0"/>
+                      <a:ext cx="5035550" cy="2865755"/>
+                    </a:xfrm>
+                    <a:prstGeom prst="rect">
+                      <a:avLst/>
+                    </a:prstGeom>
+                    <a:noFill/>
+                  </pic:spPr>
+                </pic:pic>
+              </a:graphicData>
+            </a:graphic>
+          </wp:inline>
+        </w:drawing>
+      </w:r>
+    </w:p>
+    <w:p>
+      <w:pPr>
+        <w:pStyle w:val="img1"/>
+        <w:rPr/>
+      </w:pPr>
+      <w:r>
+        <w:rPr/>
+        <w:t>Рисунок 2.2 — Початкові дані разом із середнім значенням</w:t>
+      </w:r>
+    </w:p>
+    <w:p>
+      <w:pPr>
+        <w:pStyle w:val="p11"/>
+        <w:rPr/>
+      </w:pPr>
+      <w:r>
+        <w:rPr/>
+      </w:r>
+    </w:p>
+    <w:p>
+      <w:pPr>
+        <w:pStyle w:val="P1"/>
+        <w:rPr/>
+      </w:pPr>
+      <w:r>
+        <w:rPr/>
+        <w:t>Графік даних з сезональною декомпозицією наведено нижче.</w:t>
+      </w:r>
+    </w:p>
+    <w:p>
+      <w:pPr>
+        <w:pStyle w:val="P1"/>
+        <w:rPr/>
+      </w:pPr>
+      <w:r>
+        <w:rPr/>
+      </w:r>
+    </w:p>
+    <w:p>
+      <w:pPr>
+        <w:pStyle w:val="img1"/>
+        <w:rPr/>
+      </w:pPr>
+      <w:r>
+        <w:rPr/>
+        <w:drawing>
+          <wp:inline distT="0" distB="0" distL="0" distR="0">
+            <wp:extent cx="5731510" cy="2876550"/>
+            <wp:effectExtent l="0" t="0" r="0" b="0"/>
+            <wp:docPr id="2" name="Зображення1"/>
+            <wp:cNvGraphicFramePr>
+              <a:graphicFrameLocks xmlns:a="http://schemas.openxmlformats.org/drawingml/2006/main" noChangeAspect="1"/>
+            </wp:cNvGraphicFramePr>
+            <a:graphic xmlns:a="http://schemas.openxmlformats.org/drawingml/2006/main">
+              <a:graphicData uri="http://schemas.openxmlformats.org/drawingml/2006/picture">
+                <pic:pic xmlns:pic="http://schemas.openxmlformats.org/drawingml/2006/picture">
+                  <pic:nvPicPr>
+                    <pic:cNvPr id="2" name="Зображення1"/>
+                    <pic:cNvPicPr>
+                      <a:picLocks noChangeAspect="1" noChangeArrowheads="1"/>
+                    </pic:cNvPicPr>
+                  </pic:nvPicPr>
+                  <pic:blipFill>
+                    <a:blip r:embed="rId4"/>
+                    <a:stretch>
+                      <a:fillRect/>
+                    </a:stretch>
+                  </pic:blipFill>
+                  <pic:spPr bwMode="auto">
+                    <a:xfrm>
+                      <a:off x="0" y="0"/>
+                      <a:ext cx="5731510" cy="2876550"/>
+                    </a:xfrm>
+                    <a:prstGeom prst="rect">
+                      <a:avLst/>
+                    </a:prstGeom>
+                    <a:noFill/>
+                  </pic:spPr>
+                </pic:pic>
+              </a:graphicData>
+            </a:graphic>
+          </wp:inline>
+        </w:drawing>
+      </w:r>
+    </w:p>
+    <w:p>
+      <w:pPr>
+        <w:pStyle w:val="img1"/>
+        <w:rPr/>
+      </w:pPr>
+      <w:r>
+        <w:rPr/>
+        <w:t>Рисунок 2.1 — Сезональна декомпозиція</w:t>
+      </w:r>
+    </w:p>
+    <w:p>
+      <w:pPr>
+        <w:pStyle w:val="P1"/>
+        <w:rPr/>
+      </w:pPr>
+      <w:r>
+        <w:rPr/>
       </w:r>
     </w:p>
     <w:p>
@@ -731,11 +994,1024 @@
         <w:pStyle w:val="H2"/>
         <w:rPr/>
       </w:pPr>
+      <w:r>
+        <w:rPr>
+          <w:lang w:val="uk-UA"/>
+        </w:rPr>
+        <w:t>3</w:t>
+      </w:r>
       <w:r>
         <w:rPr>
           <w:lang w:val="en-US"/>
         </w:rPr>
-        <w:t xml:space="preserve">3 </w:t>
+        <w:t xml:space="preserve"> </w:t>
+      </w:r>
+      <w:r>
+        <w:rPr/>
+        <w:t>Текст програми</w:t>
+      </w:r>
+    </w:p>
+    <w:p>
+      <w:pPr>
+        <w:pStyle w:val="P1"/>
+        <w:rPr/>
+      </w:pPr>
+      <w:r>
+        <w:rPr/>
+      </w:r>
+    </w:p>
+    <w:p>
+      <w:pPr>
+        <w:pStyle w:val="Code"/>
+        <w:rPr/>
+      </w:pPr>
+      <w:r>
+        <w:rPr/>
+        <w:t>import os</w:t>
+      </w:r>
+    </w:p>
+    <w:p>
+      <w:pPr>
+        <w:pStyle w:val="Code"/>
+        <w:rPr/>
+      </w:pPr>
+      <w:r>
+        <w:rPr/>
+        <w:t>from matplotlib import pyplot as plt</w:t>
+      </w:r>
+    </w:p>
+    <w:p>
+      <w:pPr>
+        <w:pStyle w:val="Code"/>
+        <w:rPr/>
+      </w:pPr>
+      <w:r>
+        <w:rPr/>
+        <w:t>import numpy as np</w:t>
+      </w:r>
+    </w:p>
+    <w:p>
+      <w:pPr>
+        <w:pStyle w:val="Code"/>
+        <w:rPr/>
+      </w:pPr>
+      <w:r>
+        <w:rPr/>
+        <w:t>import pandas as pd</w:t>
+      </w:r>
+    </w:p>
+    <w:p>
+      <w:pPr>
+        <w:pStyle w:val="Code"/>
+        <w:rPr/>
+      </w:pPr>
+      <w:r>
+        <w:rPr/>
+        <w:t>from sklearn.metrics import mean_squared_error</w:t>
+      </w:r>
+    </w:p>
+    <w:p>
+      <w:pPr>
+        <w:pStyle w:val="Code"/>
+        <w:rPr/>
+      </w:pPr>
+      <w:r>
+        <w:rPr/>
+        <w:t>from statsmodels.tsa.seasonal import seasonal_decompose</w:t>
+      </w:r>
+    </w:p>
+    <w:p>
+      <w:pPr>
+        <w:pStyle w:val="Code"/>
+        <w:rPr/>
+      </w:pPr>
+      <w:r>
+        <w:rPr/>
+        <w:t>from statsmodels.tsa.holtwinters import ExponentialSmoothing</w:t>
+      </w:r>
+    </w:p>
+    <w:p>
+      <w:pPr>
+        <w:pStyle w:val="Code"/>
+        <w:rPr/>
+      </w:pPr>
+      <w:r>
+        <w:rPr/>
+        <w:t>import pmdarima as pm</w:t>
+      </w:r>
+    </w:p>
+    <w:p>
+      <w:pPr>
+        <w:pStyle w:val="Code"/>
+        <w:rPr/>
+      </w:pPr>
+      <w:r>
+        <w:rPr/>
+      </w:r>
+    </w:p>
+    <w:p>
+      <w:pPr>
+        <w:pStyle w:val="Code"/>
+        <w:rPr/>
+      </w:pPr>
+      <w:r>
+        <w:rPr/>
+        <w:t># Read the data from a file</w:t>
+      </w:r>
+    </w:p>
+    <w:p>
+      <w:pPr>
+        <w:pStyle w:val="Code"/>
+        <w:rPr/>
+      </w:pPr>
+      <w:r>
+        <w:rPr/>
+        <w:t>current_dir = os.path.dirname(os.path.abspath(__file__))</w:t>
+      </w:r>
+    </w:p>
+    <w:p>
+      <w:pPr>
+        <w:pStyle w:val="Code"/>
+        <w:rPr/>
+      </w:pPr>
+      <w:r>
+        <w:rPr/>
+        <w:t>file_name: str = "power.csv"</w:t>
+      </w:r>
+    </w:p>
+    <w:p>
+      <w:pPr>
+        <w:pStyle w:val="Code"/>
+        <w:rPr/>
+      </w:pPr>
+      <w:r>
+        <w:rPr/>
+        <w:t>file_path: str = os.path.join(current_dir, file_name)</w:t>
+      </w:r>
+    </w:p>
+    <w:p>
+      <w:pPr>
+        <w:pStyle w:val="Code"/>
+        <w:rPr/>
+      </w:pPr>
+      <w:r>
+        <w:rPr/>
+        <w:t>df = pd.read_csv(file_path, parse_dates=["DATE"], index_col="DATE")</w:t>
+      </w:r>
+    </w:p>
+    <w:p>
+      <w:pPr>
+        <w:pStyle w:val="Code"/>
+        <w:rPr/>
+      </w:pPr>
+      <w:r>
+        <w:rPr/>
+        <w:t>df.rename(columns={"IPG2211A2N": "Production"}, inplace=True)</w:t>
+      </w:r>
+    </w:p>
+    <w:p>
+      <w:pPr>
+        <w:pStyle w:val="Code"/>
+        <w:rPr/>
+      </w:pPr>
+      <w:r>
+        <w:rPr/>
+        <w:t>print(df)</w:t>
+      </w:r>
+    </w:p>
+    <w:p>
+      <w:pPr>
+        <w:pStyle w:val="Code"/>
+        <w:rPr/>
+      </w:pPr>
+      <w:r>
+        <w:rPr/>
+        <w:t>average = df.rolling(window=12).mean()</w:t>
+      </w:r>
+    </w:p>
+    <w:p>
+      <w:pPr>
+        <w:pStyle w:val="Code"/>
+        <w:rPr/>
+      </w:pPr>
+      <w:r>
+        <w:rPr/>
+      </w:r>
+    </w:p>
+    <w:p>
+      <w:pPr>
+        <w:pStyle w:val="Code"/>
+        <w:rPr/>
+      </w:pPr>
+      <w:r>
+        <w:rPr/>
+        <w:t># Analyze the original data</w:t>
+      </w:r>
+    </w:p>
+    <w:p>
+      <w:pPr>
+        <w:pStyle w:val="Code"/>
+        <w:rPr/>
+      </w:pPr>
+      <w:r>
+        <w:rPr/>
+        <w:t>print(df.describe())</w:t>
+      </w:r>
+    </w:p>
+    <w:p>
+      <w:pPr>
+        <w:pStyle w:val="Code"/>
+        <w:rPr/>
+      </w:pPr>
+      <w:r>
+        <w:rPr/>
+      </w:r>
+    </w:p>
+    <w:p>
+      <w:pPr>
+        <w:pStyle w:val="Code"/>
+        <w:rPr/>
+      </w:pPr>
+      <w:r>
+        <w:rPr/>
+        <w:t># Plot the original data</w:t>
+      </w:r>
+    </w:p>
+    <w:p>
+      <w:pPr>
+        <w:pStyle w:val="Code"/>
+        <w:rPr/>
+      </w:pPr>
+      <w:r>
+        <w:rPr/>
+        <w:t>plt.figure(figsize=(12, 6))</w:t>
+      </w:r>
+    </w:p>
+    <w:p>
+      <w:pPr>
+        <w:pStyle w:val="Code"/>
+        <w:rPr/>
+      </w:pPr>
+      <w:r>
+        <w:rPr/>
+        <w:t>plt.plot(df, color="tab:blue", label="Original Data")</w:t>
+      </w:r>
+    </w:p>
+    <w:p>
+      <w:pPr>
+        <w:pStyle w:val="Code"/>
+        <w:rPr/>
+      </w:pPr>
+      <w:r>
+        <w:rPr/>
+        <w:t>plt.plot(average, color="tab:red", label="Average Data")</w:t>
+      </w:r>
+    </w:p>
+    <w:p>
+      <w:pPr>
+        <w:pStyle w:val="Code"/>
+        <w:rPr/>
+      </w:pPr>
+      <w:r>
+        <w:rPr/>
+        <w:t>plt.title("Rolling Statistics", size=14)</w:t>
+      </w:r>
+    </w:p>
+    <w:p>
+      <w:pPr>
+        <w:pStyle w:val="Code"/>
+        <w:rPr/>
+      </w:pPr>
+      <w:r>
+        <w:rPr/>
+        <w:t>plt.xlabel("Date", size=12)</w:t>
+      </w:r>
+    </w:p>
+    <w:p>
+      <w:pPr>
+        <w:pStyle w:val="Code"/>
+        <w:rPr/>
+      </w:pPr>
+      <w:r>
+        <w:rPr/>
+        <w:t>plt.ylabel("Power Production")</w:t>
+      </w:r>
+    </w:p>
+    <w:p>
+      <w:pPr>
+        <w:pStyle w:val="Code"/>
+        <w:rPr/>
+      </w:pPr>
+      <w:r>
+        <w:rPr/>
+        <w:t>plt.legend()</w:t>
+      </w:r>
+    </w:p>
+    <w:p>
+      <w:pPr>
+        <w:pStyle w:val="Code"/>
+        <w:rPr/>
+      </w:pPr>
+      <w:r>
+        <w:rPr/>
+        <w:t>plt.grid()</w:t>
+      </w:r>
+    </w:p>
+    <w:p>
+      <w:pPr>
+        <w:pStyle w:val="Code"/>
+        <w:rPr/>
+      </w:pPr>
+      <w:r>
+        <w:rPr/>
+        <w:t>plt.show()</w:t>
+      </w:r>
+    </w:p>
+    <w:p>
+      <w:pPr>
+        <w:pStyle w:val="Code"/>
+        <w:rPr/>
+      </w:pPr>
+      <w:r>
+        <w:rPr/>
+      </w:r>
+    </w:p>
+    <w:p>
+      <w:pPr>
+        <w:pStyle w:val="Code"/>
+        <w:rPr/>
+      </w:pPr>
+      <w:r>
+        <w:rPr/>
+        <w:t># Decompose the data into seasonal, periodic and so on</w:t>
+      </w:r>
+    </w:p>
+    <w:p>
+      <w:pPr>
+        <w:pStyle w:val="Code"/>
+        <w:rPr/>
+      </w:pPr>
+      <w:r>
+        <w:rPr/>
+        <w:t>decomp = seasonal_decompose(df, model="additive", period=12)</w:t>
+      </w:r>
+    </w:p>
+    <w:p>
+      <w:pPr>
+        <w:pStyle w:val="Code"/>
+        <w:rPr/>
+      </w:pPr>
+      <w:r>
+        <w:rPr/>
+        <w:t>decomp.plot()</w:t>
+      </w:r>
+    </w:p>
+    <w:p>
+      <w:pPr>
+        <w:pStyle w:val="Code"/>
+        <w:rPr/>
+      </w:pPr>
+      <w:r>
+        <w:rPr/>
+        <w:t>plt.show()</w:t>
+      </w:r>
+    </w:p>
+    <w:p>
+      <w:pPr>
+        <w:pStyle w:val="Code"/>
+        <w:rPr/>
+      </w:pPr>
+      <w:r>
+        <w:rPr/>
+      </w:r>
+    </w:p>
+    <w:p>
+      <w:pPr>
+        <w:pStyle w:val="Code"/>
+        <w:rPr/>
+      </w:pPr>
+      <w:r>
+        <w:rPr/>
+        <w:t># Split data into test and train</w:t>
+      </w:r>
+    </w:p>
+    <w:p>
+      <w:pPr>
+        <w:pStyle w:val="Code"/>
+        <w:rPr/>
+      </w:pPr>
+      <w:r>
+        <w:rPr/>
+        <w:t>N = 24</w:t>
+      </w:r>
+    </w:p>
+    <w:p>
+      <w:pPr>
+        <w:pStyle w:val="Code"/>
+        <w:rPr/>
+      </w:pPr>
+      <w:r>
+        <w:rPr/>
+        <w:t>train = df[:-N]</w:t>
+      </w:r>
+    </w:p>
+    <w:p>
+      <w:pPr>
+        <w:pStyle w:val="Code"/>
+        <w:rPr/>
+      </w:pPr>
+      <w:r>
+        <w:rPr/>
+        <w:t>test = df[-N:]</w:t>
+      </w:r>
+    </w:p>
+    <w:p>
+      <w:pPr>
+        <w:pStyle w:val="Code"/>
+        <w:rPr/>
+      </w:pPr>
+      <w:r>
+        <w:rPr/>
+      </w:r>
+    </w:p>
+    <w:p>
+      <w:pPr>
+        <w:pStyle w:val="Code"/>
+        <w:rPr/>
+      </w:pPr>
+      <w:r>
+        <w:rPr/>
+        <w:t># Make an ARIMA model</w:t>
+      </w:r>
+    </w:p>
+    <w:p>
+      <w:pPr>
+        <w:pStyle w:val="Code"/>
+        <w:rPr/>
+      </w:pPr>
+      <w:r>
+        <w:rPr/>
+        <w:t>model = pm.auto_arima(</w:t>
+      </w:r>
+    </w:p>
+    <w:p>
+      <w:pPr>
+        <w:pStyle w:val="Code"/>
+        <w:rPr/>
+      </w:pPr>
+      <w:r>
+        <w:rPr/>
+        <w:t xml:space="preserve">    </w:t>
+      </w:r>
+      <w:r>
+        <w:rPr/>
+        <w:t>train,</w:t>
+      </w:r>
+    </w:p>
+    <w:p>
+      <w:pPr>
+        <w:pStyle w:val="Code"/>
+        <w:rPr/>
+      </w:pPr>
+      <w:r>
+        <w:rPr/>
+        <w:t xml:space="preserve">    </w:t>
+      </w:r>
+      <w:r>
+        <w:rPr/>
+        <w:t>seasonal=True,</w:t>
+      </w:r>
+    </w:p>
+    <w:p>
+      <w:pPr>
+        <w:pStyle w:val="Code"/>
+        <w:rPr/>
+      </w:pPr>
+      <w:r>
+        <w:rPr/>
+        <w:t xml:space="preserve">    </w:t>
+      </w:r>
+      <w:r>
+        <w:rPr/>
+        <w:t>m=12,</w:t>
+      </w:r>
+    </w:p>
+    <w:p>
+      <w:pPr>
+        <w:pStyle w:val="Code"/>
+        <w:rPr/>
+      </w:pPr>
+      <w:r>
+        <w:rPr/>
+        <w:t xml:space="preserve">    </w:t>
+      </w:r>
+      <w:r>
+        <w:rPr/>
+        <w:t>trace=True,</w:t>
+      </w:r>
+    </w:p>
+    <w:p>
+      <w:pPr>
+        <w:pStyle w:val="Code"/>
+        <w:rPr/>
+      </w:pPr>
+      <w:r>
+        <w:rPr/>
+        <w:t xml:space="preserve">    </w:t>
+      </w:r>
+      <w:r>
+        <w:rPr/>
+        <w:t>error_action="ignore",</w:t>
+      </w:r>
+    </w:p>
+    <w:p>
+      <w:pPr>
+        <w:pStyle w:val="Code"/>
+        <w:rPr/>
+      </w:pPr>
+      <w:r>
+        <w:rPr/>
+        <w:t xml:space="preserve">    </w:t>
+      </w:r>
+      <w:r>
+        <w:rPr/>
+        <w:t>suppress_warnings=True,</w:t>
+      </w:r>
+    </w:p>
+    <w:p>
+      <w:pPr>
+        <w:pStyle w:val="Code"/>
+        <w:rPr/>
+      </w:pPr>
+      <w:r>
+        <w:rPr/>
+        <w:t>)</w:t>
+      </w:r>
+    </w:p>
+    <w:p>
+      <w:pPr>
+        <w:pStyle w:val="Code"/>
+        <w:rPr/>
+      </w:pPr>
+      <w:r>
+        <w:rPr/>
+        <w:t>print(model.summary())</w:t>
+      </w:r>
+    </w:p>
+    <w:p>
+      <w:pPr>
+        <w:pStyle w:val="Code"/>
+        <w:rPr/>
+      </w:pPr>
+      <w:r>
+        <w:rPr/>
+        <w:t>arima_forecast = pd.Series(model.predict(n_periods=N), index=test.index)</w:t>
+      </w:r>
+    </w:p>
+    <w:p>
+      <w:pPr>
+        <w:pStyle w:val="Code"/>
+        <w:rPr/>
+      </w:pPr>
+      <w:r>
+        <w:rPr/>
+      </w:r>
+    </w:p>
+    <w:p>
+      <w:pPr>
+        <w:pStyle w:val="Code"/>
+        <w:rPr/>
+      </w:pPr>
+      <w:r>
+        <w:rPr/>
+        <w:t># Plot prediction results</w:t>
+      </w:r>
+    </w:p>
+    <w:p>
+      <w:pPr>
+        <w:pStyle w:val="Code"/>
+        <w:rPr/>
+      </w:pPr>
+      <w:r>
+        <w:rPr/>
+        <w:t>plt.figure(figsize=(12, 6))</w:t>
+      </w:r>
+    </w:p>
+    <w:p>
+      <w:pPr>
+        <w:pStyle w:val="Code"/>
+        <w:rPr/>
+      </w:pPr>
+      <w:r>
+        <w:rPr/>
+        <w:t>plt.plot(train, label="Training Data")</w:t>
+      </w:r>
+    </w:p>
+    <w:p>
+      <w:pPr>
+        <w:pStyle w:val="Code"/>
+        <w:rPr/>
+      </w:pPr>
+      <w:r>
+        <w:rPr/>
+        <w:t>plt.plot(test, label="Actual Values", linewidth=2)</w:t>
+      </w:r>
+    </w:p>
+    <w:p>
+      <w:pPr>
+        <w:pStyle w:val="Code"/>
+        <w:rPr/>
+      </w:pPr>
+      <w:r>
+        <w:rPr/>
+        <w:t>plt.plot(arima_forecast, label="Forecasted Values", linestyle="--")</w:t>
+      </w:r>
+    </w:p>
+    <w:p>
+      <w:pPr>
+        <w:pStyle w:val="Code"/>
+        <w:rPr/>
+      </w:pPr>
+      <w:r>
+        <w:rPr/>
+        <w:t>plt.title("ARIMA Forecast")</w:t>
+      </w:r>
+    </w:p>
+    <w:p>
+      <w:pPr>
+        <w:pStyle w:val="Code"/>
+        <w:rPr/>
+      </w:pPr>
+      <w:r>
+        <w:rPr/>
+        <w:t>plt.xlabel("Time")</w:t>
+      </w:r>
+    </w:p>
+    <w:p>
+      <w:pPr>
+        <w:pStyle w:val="Code"/>
+        <w:rPr/>
+      </w:pPr>
+      <w:r>
+        <w:rPr/>
+        <w:t>plt.ylabel("Value")</w:t>
+      </w:r>
+    </w:p>
+    <w:p>
+      <w:pPr>
+        <w:pStyle w:val="Code"/>
+        <w:rPr/>
+      </w:pPr>
+      <w:r>
+        <w:rPr/>
+        <w:t>plt.legend()</w:t>
+      </w:r>
+    </w:p>
+    <w:p>
+      <w:pPr>
+        <w:pStyle w:val="Code"/>
+        <w:rPr/>
+      </w:pPr>
+      <w:r>
+        <w:rPr/>
+        <w:t>plt.grid()</w:t>
+      </w:r>
+    </w:p>
+    <w:p>
+      <w:pPr>
+        <w:pStyle w:val="Code"/>
+        <w:rPr/>
+      </w:pPr>
+      <w:r>
+        <w:rPr/>
+        <w:t>plt.show()</w:t>
+      </w:r>
+    </w:p>
+    <w:p>
+      <w:pPr>
+        <w:pStyle w:val="Code"/>
+        <w:rPr/>
+      </w:pPr>
+      <w:r>
+        <w:rPr/>
+      </w:r>
+    </w:p>
+    <w:p>
+      <w:pPr>
+        <w:pStyle w:val="Code"/>
+        <w:rPr/>
+      </w:pPr>
+      <w:r>
+        <w:rPr/>
+        <w:t># Make an ETS model</w:t>
+      </w:r>
+    </w:p>
+    <w:p>
+      <w:pPr>
+        <w:pStyle w:val="Code"/>
+        <w:rPr/>
+      </w:pPr>
+      <w:r>
+        <w:rPr/>
+        <w:t>ets_model = ExponentialSmoothing(</w:t>
+      </w:r>
+    </w:p>
+    <w:p>
+      <w:pPr>
+        <w:pStyle w:val="Code"/>
+        <w:rPr/>
+      </w:pPr>
+      <w:r>
+        <w:rPr/>
+        <w:t xml:space="preserve">    </w:t>
+      </w:r>
+      <w:r>
+        <w:rPr/>
+        <w:t>train, seasonal="add", trend="add", seasonal_periods=12</w:t>
+      </w:r>
+    </w:p>
+    <w:p>
+      <w:pPr>
+        <w:pStyle w:val="Code"/>
+        <w:rPr/>
+      </w:pPr>
+      <w:r>
+        <w:rPr/>
+        <w:t>)</w:t>
+      </w:r>
+    </w:p>
+    <w:p>
+      <w:pPr>
+        <w:pStyle w:val="Code"/>
+        <w:rPr/>
+      </w:pPr>
+      <w:r>
+        <w:rPr/>
+        <w:t>ets_fit = ets_model.fit()</w:t>
+      </w:r>
+    </w:p>
+    <w:p>
+      <w:pPr>
+        <w:pStyle w:val="Code"/>
+        <w:rPr/>
+      </w:pPr>
+      <w:r>
+        <w:rPr/>
+        <w:t>ets_forecast = pd.Series(ets_fit.forecast(steps=N), index=test.index)</w:t>
+      </w:r>
+    </w:p>
+    <w:p>
+      <w:pPr>
+        <w:pStyle w:val="Code"/>
+        <w:rPr/>
+      </w:pPr>
+      <w:r>
+        <w:rPr/>
+      </w:r>
+    </w:p>
+    <w:p>
+      <w:pPr>
+        <w:pStyle w:val="Code"/>
+        <w:rPr/>
+      </w:pPr>
+      <w:r>
+        <w:rPr/>
+        <w:t># Plot the prediction results</w:t>
+      </w:r>
+    </w:p>
+    <w:p>
+      <w:pPr>
+        <w:pStyle w:val="Code"/>
+        <w:rPr/>
+      </w:pPr>
+      <w:r>
+        <w:rPr/>
+        <w:t>plt.figure(figsize=(12, 6))</w:t>
+      </w:r>
+    </w:p>
+    <w:p>
+      <w:pPr>
+        <w:pStyle w:val="Code"/>
+        <w:rPr/>
+      </w:pPr>
+      <w:r>
+        <w:rPr/>
+        <w:t>plt.plot(train, label="Training Data")</w:t>
+      </w:r>
+    </w:p>
+    <w:p>
+      <w:pPr>
+        <w:pStyle w:val="Code"/>
+        <w:rPr/>
+      </w:pPr>
+      <w:r>
+        <w:rPr/>
+        <w:t>plt.plot(test, label="Actual Values", linewidth=2)</w:t>
+      </w:r>
+    </w:p>
+    <w:p>
+      <w:pPr>
+        <w:pStyle w:val="Code"/>
+        <w:rPr/>
+      </w:pPr>
+      <w:r>
+        <w:rPr/>
+        <w:t>plt.plot(ets_forecast, label="Forecasted Values", linestyle="--")</w:t>
+      </w:r>
+    </w:p>
+    <w:p>
+      <w:pPr>
+        <w:pStyle w:val="Code"/>
+        <w:rPr/>
+      </w:pPr>
+      <w:r>
+        <w:rPr/>
+        <w:t>plt.title("ETS Forecast")</w:t>
+      </w:r>
+    </w:p>
+    <w:p>
+      <w:pPr>
+        <w:pStyle w:val="Code"/>
+        <w:rPr/>
+      </w:pPr>
+      <w:r>
+        <w:rPr/>
+        <w:t>plt.xlabel("Time")</w:t>
+      </w:r>
+    </w:p>
+    <w:p>
+      <w:pPr>
+        <w:pStyle w:val="Code"/>
+        <w:rPr/>
+      </w:pPr>
+      <w:r>
+        <w:rPr/>
+        <w:t>plt.ylabel("Value")</w:t>
+      </w:r>
+    </w:p>
+    <w:p>
+      <w:pPr>
+        <w:pStyle w:val="Code"/>
+        <w:rPr/>
+      </w:pPr>
+      <w:r>
+        <w:rPr/>
+        <w:t>plt.legend()</w:t>
+      </w:r>
+    </w:p>
+    <w:p>
+      <w:pPr>
+        <w:pStyle w:val="Code"/>
+        <w:rPr/>
+      </w:pPr>
+      <w:r>
+        <w:rPr/>
+        <w:t>plt.grid()</w:t>
+      </w:r>
+    </w:p>
+    <w:p>
+      <w:pPr>
+        <w:pStyle w:val="Code"/>
+        <w:rPr/>
+      </w:pPr>
+      <w:r>
+        <w:rPr/>
+        <w:t>plt.show()</w:t>
+      </w:r>
+    </w:p>
+    <w:p>
+      <w:pPr>
+        <w:pStyle w:val="Code"/>
+        <w:rPr/>
+      </w:pPr>
+      <w:r>
+        <w:rPr/>
+      </w:r>
+    </w:p>
+    <w:p>
+      <w:pPr>
+        <w:pStyle w:val="Code"/>
+        <w:rPr/>
+      </w:pPr>
+      <w:r>
+        <w:rPr/>
+        <w:t># Add methods comparison</w:t>
+      </w:r>
+    </w:p>
+    <w:p>
+      <w:pPr>
+        <w:pStyle w:val="Code"/>
+        <w:rPr/>
+      </w:pPr>
+      <w:r>
+        <w:rPr/>
+        <w:t>history = pd.concat([train["Production"], test["Production"]])</w:t>
+      </w:r>
+    </w:p>
+    <w:p>
+      <w:pPr>
+        <w:pStyle w:val="Code"/>
+        <w:rPr/>
+      </w:pPr>
+      <w:r>
+        <w:rPr/>
+        <w:t>naive_forecast = history.shift(12).loc[test.index]</w:t>
+      </w:r>
+    </w:p>
+    <w:p>
+      <w:pPr>
+        <w:pStyle w:val="Code"/>
+        <w:rPr/>
+      </w:pPr>
+      <w:r>
+        <w:rPr/>
+      </w:r>
+    </w:p>
+    <w:p>
+      <w:pPr>
+        <w:pStyle w:val="Code"/>
+        <w:rPr/>
+      </w:pPr>
+      <w:r>
+        <w:rPr/>
+        <w:t>arima_score = np.sqrt(mean_squared_error(test["Production"], arima_forecast))</w:t>
+      </w:r>
+    </w:p>
+    <w:p>
+      <w:pPr>
+        <w:pStyle w:val="Code"/>
+        <w:rPr/>
+      </w:pPr>
+      <w:r>
+        <w:rPr/>
+        <w:t>ets_score = np.sqrt(mean_squared_error(test["Production"], ets_forecast))</w:t>
+      </w:r>
+    </w:p>
+    <w:p>
+      <w:pPr>
+        <w:pStyle w:val="Code"/>
+        <w:rPr/>
+      </w:pPr>
+      <w:r>
+        <w:rPr/>
+        <w:t>naive_rmse = np.sqrt(mean_squared_error(test["Production"], naive_forecast))</w:t>
+      </w:r>
+    </w:p>
+    <w:p>
+      <w:pPr>
+        <w:pStyle w:val="Code"/>
+        <w:rPr/>
+      </w:pPr>
+      <w:r>
+        <w:rPr/>
+        <w:t>print(f"{naive_rmse = }")</w:t>
+      </w:r>
+    </w:p>
+    <w:p>
+      <w:pPr>
+        <w:pStyle w:val="Code"/>
+        <w:rPr/>
+      </w:pPr>
+      <w:r>
+        <w:rPr/>
+        <w:t>print(f"{arima_score = }, {arima_score &gt; naive_rmse}")</w:t>
+      </w:r>
+    </w:p>
+    <w:p>
+      <w:pPr>
+        <w:pStyle w:val="Code"/>
+        <w:rPr/>
+      </w:pPr>
+      <w:r>
+        <w:rPr/>
+        <w:t>print(f"{ets_score = }, {ets_score &gt; naive_rmse}")</w:t>
+      </w:r>
+    </w:p>
+    <w:p>
+      <w:pPr>
+        <w:pStyle w:val="P1"/>
+        <w:rPr/>
+      </w:pPr>
+      <w:r>
+        <w:rPr/>
+      </w:r>
+    </w:p>
+    <w:p>
+      <w:pPr>
+        <w:pStyle w:val="H2"/>
+        <w:rPr/>
+      </w:pPr>
+      <w:r>
+        <w:rPr>
+          <w:lang w:val="uk-UA"/>
+        </w:rPr>
+        <w:t>4</w:t>
+      </w:r>
+      <w:r>
+        <w:rPr>
+          <w:lang w:val="en-US"/>
+        </w:rPr>
+        <w:t xml:space="preserve"> </w:t>
       </w:r>
       <w:r>
         <w:rPr/>
@@ -744,6 +2020,621 @@
     </w:p>
     <w:p>
       <w:pPr>
+        <w:pStyle w:val="P1"/>
+        <w:rPr/>
+      </w:pPr>
+      <w:r>
+        <w:rPr/>
+      </w:r>
+    </w:p>
+    <w:p>
+      <w:pPr>
+        <w:pStyle w:val="P1"/>
+        <w:rPr/>
+      </w:pPr>
+      <w:r>
+        <w:rPr/>
+        <w:t>Результати виконання з консолі:</w:t>
+      </w:r>
+    </w:p>
+    <w:p>
+      <w:pPr>
+        <w:pStyle w:val="P1"/>
+        <w:rPr/>
+      </w:pPr>
+      <w:r>
+        <w:rPr/>
+      </w:r>
+    </w:p>
+    <w:p>
+      <w:pPr>
+        <w:pStyle w:val="Code"/>
+        <w:rPr/>
+      </w:pPr>
+      <w:r>
+        <w:rPr/>
+        <w:t xml:space="preserve">            </w:t>
+      </w:r>
+      <w:r>
+        <w:rPr/>
+        <w:t>Production</w:t>
+      </w:r>
+    </w:p>
+    <w:p>
+      <w:pPr>
+        <w:pStyle w:val="Code"/>
+        <w:rPr/>
+      </w:pPr>
+      <w:r>
+        <w:rPr/>
+        <w:t xml:space="preserve">DATE                  </w:t>
+      </w:r>
+    </w:p>
+    <w:p>
+      <w:pPr>
+        <w:pStyle w:val="Code"/>
+        <w:rPr/>
+      </w:pPr>
+      <w:r>
+        <w:rPr/>
+        <w:t>1985-01-01     72.5052</w:t>
+      </w:r>
+    </w:p>
+    <w:p>
+      <w:pPr>
+        <w:pStyle w:val="Code"/>
+        <w:rPr/>
+      </w:pPr>
+      <w:r>
+        <w:rPr/>
+        <w:t>1985-02-01     70.6720</w:t>
+      </w:r>
+    </w:p>
+    <w:p>
+      <w:pPr>
+        <w:pStyle w:val="Code"/>
+        <w:rPr/>
+      </w:pPr>
+      <w:r>
+        <w:rPr/>
+        <w:t>1985-03-01     62.4502</w:t>
+      </w:r>
+    </w:p>
+    <w:p>
+      <w:pPr>
+        <w:pStyle w:val="Code"/>
+        <w:rPr/>
+      </w:pPr>
+      <w:r>
+        <w:rPr/>
+        <w:t>1985-04-01     57.4714</w:t>
+      </w:r>
+    </w:p>
+    <w:p>
+      <w:pPr>
+        <w:pStyle w:val="Code"/>
+        <w:rPr/>
+      </w:pPr>
+      <w:r>
+        <w:rPr/>
+        <w:t>1985-05-01     55.3151</w:t>
+      </w:r>
+    </w:p>
+    <w:p>
+      <w:pPr>
+        <w:pStyle w:val="Code"/>
+        <w:rPr/>
+      </w:pPr>
+      <w:r>
+        <w:rPr/>
+        <w:t>...                ...</w:t>
+      </w:r>
+    </w:p>
+    <w:p>
+      <w:pPr>
+        <w:pStyle w:val="Code"/>
+        <w:rPr/>
+      </w:pPr>
+      <w:r>
+        <w:rPr/>
+        <w:t>2017-09-01     98.6154</w:t>
+      </w:r>
+    </w:p>
+    <w:p>
+      <w:pPr>
+        <w:pStyle w:val="Code"/>
+        <w:rPr/>
+      </w:pPr>
+      <w:r>
+        <w:rPr/>
+        <w:t>2017-10-01     93.6137</w:t>
+      </w:r>
+    </w:p>
+    <w:p>
+      <w:pPr>
+        <w:pStyle w:val="Code"/>
+        <w:rPr/>
+      </w:pPr>
+      <w:r>
+        <w:rPr/>
+        <w:t>2017-11-01     97.3359</w:t>
+      </w:r>
+    </w:p>
+    <w:p>
+      <w:pPr>
+        <w:pStyle w:val="Code"/>
+        <w:rPr/>
+      </w:pPr>
+      <w:r>
+        <w:rPr/>
+        <w:t>2017-12-01    114.7212</w:t>
+      </w:r>
+    </w:p>
+    <w:p>
+      <w:pPr>
+        <w:pStyle w:val="Code"/>
+        <w:rPr/>
+      </w:pPr>
+      <w:r>
+        <w:rPr/>
+        <w:t>2018-01-01    129.4048</w:t>
+      </w:r>
+    </w:p>
+    <w:p>
+      <w:pPr>
+        <w:pStyle w:val="Code"/>
+        <w:rPr/>
+      </w:pPr>
+      <w:r>
+        <w:rPr/>
+      </w:r>
+    </w:p>
+    <w:p>
+      <w:pPr>
+        <w:pStyle w:val="Code"/>
+        <w:rPr/>
+      </w:pPr>
+      <w:r>
+        <w:rPr/>
+        <w:t xml:space="preserve">       </w:t>
+      </w:r>
+      <w:r>
+        <w:rPr/>
+        <w:t>Production</w:t>
+      </w:r>
+    </w:p>
+    <w:p>
+      <w:pPr>
+        <w:pStyle w:val="Code"/>
+        <w:rPr/>
+      </w:pPr>
+      <w:r>
+        <w:rPr/>
+        <w:t>count  397.000000</w:t>
+      </w:r>
+    </w:p>
+    <w:p>
+      <w:pPr>
+        <w:pStyle w:val="Code"/>
+        <w:rPr/>
+      </w:pPr>
+      <w:r>
+        <w:rPr/>
+        <w:t>mean    88.847218</w:t>
+      </w:r>
+    </w:p>
+    <w:p>
+      <w:pPr>
+        <w:pStyle w:val="Code"/>
+        <w:rPr/>
+      </w:pPr>
+      <w:r>
+        <w:rPr/>
+        <w:t>std     15.387834</w:t>
+      </w:r>
+    </w:p>
+    <w:p>
+      <w:pPr>
+        <w:pStyle w:val="Code"/>
+        <w:rPr/>
+      </w:pPr>
+      <w:r>
+        <w:rPr/>
+        <w:t>min     55.315100</w:t>
+      </w:r>
+    </w:p>
+    <w:p>
+      <w:pPr>
+        <w:pStyle w:val="Code"/>
+        <w:rPr/>
+      </w:pPr>
+      <w:r>
+        <w:rPr/>
+        <w:t>25%     77.105200</w:t>
+      </w:r>
+    </w:p>
+    <w:p>
+      <w:pPr>
+        <w:pStyle w:val="Code"/>
+        <w:rPr/>
+      </w:pPr>
+      <w:r>
+        <w:rPr/>
+        <w:t>50%     89.779500</w:t>
+      </w:r>
+    </w:p>
+    <w:p>
+      <w:pPr>
+        <w:pStyle w:val="Code"/>
+        <w:rPr/>
+      </w:pPr>
+      <w:r>
+        <w:rPr/>
+        <w:t>75%    100.524400</w:t>
+      </w:r>
+    </w:p>
+    <w:p>
+      <w:pPr>
+        <w:pStyle w:val="Code"/>
+        <w:rPr/>
+      </w:pPr>
+      <w:r>
+        <w:rPr/>
+        <w:t>max    129.404800</w:t>
+      </w:r>
+    </w:p>
+    <w:p>
+      <w:pPr>
+        <w:pStyle w:val="Code"/>
+        <w:rPr/>
+      </w:pPr>
+      <w:r>
+        <w:rPr/>
+      </w:r>
+    </w:p>
+    <w:p>
+      <w:pPr>
+        <w:pStyle w:val="Code"/>
+        <w:rPr/>
+      </w:pPr>
+      <w:r>
+        <w:rPr/>
+        <w:t>naive_rmse = np.float64(5.421988853578854)</w:t>
+      </w:r>
+    </w:p>
+    <w:p>
+      <w:pPr>
+        <w:pStyle w:val="Code"/>
+        <w:rPr/>
+      </w:pPr>
+      <w:r>
+        <w:rPr/>
+        <w:t>arima_score = np.float64(4.402610518412732), False</w:t>
+      </w:r>
+    </w:p>
+    <w:p>
+      <w:pPr>
+        <w:pStyle w:val="Code"/>
+        <w:rPr/>
+      </w:pPr>
+      <w:r>
+        <w:rPr/>
+        <w:t>ets_score = np.float64(4.2275715730834795), False</w:t>
+      </w:r>
+    </w:p>
+    <w:p>
+      <w:pPr>
+        <w:pStyle w:val="P1"/>
+        <w:rPr/>
+      </w:pPr>
+      <w:r>
+        <w:rPr/>
+      </w:r>
+    </w:p>
+    <w:p>
+      <w:pPr>
+        <w:pStyle w:val="P1"/>
+        <w:rPr>
+          <w:lang w:val="uk-UA"/>
+        </w:rPr>
+      </w:pPr>
+      <w:r>
+        <w:rPr>
+          <w:lang w:val="uk-UA"/>
+        </w:rPr>
+        <w:t xml:space="preserve">Результати роботи моделі </w:t>
+      </w:r>
+      <w:r>
+        <w:rPr>
+          <w:lang w:val="en-US"/>
+        </w:rPr>
+        <w:t xml:space="preserve">SARMIAX </w:t>
+      </w:r>
+      <w:r>
+        <w:rPr>
+          <w:lang w:val="uk-UA"/>
+        </w:rPr>
+        <w:t>наведено нижче на рисунку.</w:t>
+      </w:r>
+    </w:p>
+    <w:p>
+      <w:pPr>
+        <w:pStyle w:val="P1"/>
+        <w:rPr>
+          <w:lang w:val="uk-UA"/>
+        </w:rPr>
+      </w:pPr>
+      <w:r>
+        <w:rPr>
+          <w:lang w:val="uk-UA"/>
+        </w:rPr>
+      </w:r>
+    </w:p>
+    <w:p>
+      <w:pPr>
+        <w:pStyle w:val="img1"/>
+        <w:rPr/>
+      </w:pPr>
+      <w:r>
+        <w:rPr/>
+        <w:drawing>
+          <wp:inline distT="0" distB="0" distL="0" distR="0">
+            <wp:extent cx="5731510" cy="3252470"/>
+            <wp:effectExtent l="0" t="0" r="0" b="0"/>
+            <wp:docPr id="3" name="Зображення5"/>
+            <wp:cNvGraphicFramePr>
+              <a:graphicFrameLocks xmlns:a="http://schemas.openxmlformats.org/drawingml/2006/main" noChangeAspect="1"/>
+            </wp:cNvGraphicFramePr>
+            <a:graphic xmlns:a="http://schemas.openxmlformats.org/drawingml/2006/main">
+              <a:graphicData uri="http://schemas.openxmlformats.org/drawingml/2006/picture">
+                <pic:pic xmlns:pic="http://schemas.openxmlformats.org/drawingml/2006/picture">
+                  <pic:nvPicPr>
+                    <pic:cNvPr id="3" name="Зображення5"/>
+                    <pic:cNvPicPr>
+                      <a:picLocks noChangeAspect="1" noChangeArrowheads="1"/>
+                    </pic:cNvPicPr>
+                  </pic:nvPicPr>
+                  <pic:blipFill>
+                    <a:blip r:embed="rId5"/>
+                    <a:stretch>
+                      <a:fillRect/>
+                    </a:stretch>
+                  </pic:blipFill>
+                  <pic:spPr bwMode="auto">
+                    <a:xfrm>
+                      <a:off x="0" y="0"/>
+                      <a:ext cx="5731510" cy="3252470"/>
+                    </a:xfrm>
+                    <a:prstGeom prst="rect">
+                      <a:avLst/>
+                    </a:prstGeom>
+                    <a:noFill/>
+                  </pic:spPr>
+                </pic:pic>
+              </a:graphicData>
+            </a:graphic>
+          </wp:inline>
+        </w:drawing>
+      </w:r>
+    </w:p>
+    <w:p>
+      <w:pPr>
+        <w:pStyle w:val="img1"/>
+        <w:rPr/>
+      </w:pPr>
+      <w:r>
+        <w:rPr/>
+        <w:t xml:space="preserve">Рисунок 4.1 — Результати роботи моделі </w:t>
+      </w:r>
+      <w:r>
+        <w:rPr>
+          <w:lang w:val="en-US"/>
+        </w:rPr>
+        <w:t>SARIMAX</w:t>
+      </w:r>
+    </w:p>
+    <w:p>
+      <w:pPr>
+        <w:pStyle w:val="P1"/>
+        <w:rPr/>
+      </w:pPr>
+      <w:r>
+        <w:rPr/>
+      </w:r>
+    </w:p>
+    <w:p>
+      <w:pPr>
+        <w:pStyle w:val="P1"/>
+        <w:rPr/>
+      </w:pPr>
+      <w:r>
+        <w:rPr/>
+        <w:t>Також результати виконання прогнозування наведені на рисунках нижче.</w:t>
+      </w:r>
+    </w:p>
+    <w:p>
+      <w:pPr>
+        <w:pStyle w:val="P1"/>
+        <w:rPr/>
+      </w:pPr>
+      <w:r>
+        <w:rPr/>
+      </w:r>
+    </w:p>
+    <w:p>
+      <w:pPr>
+        <w:pStyle w:val="img1"/>
+        <w:rPr/>
+      </w:pPr>
+      <w:r>
+        <w:rPr/>
+        <w:drawing>
+          <wp:inline distT="0" distB="0" distL="0" distR="0">
+            <wp:extent cx="5731510" cy="2865755"/>
+            <wp:effectExtent l="0" t="0" r="0" b="0"/>
+            <wp:docPr id="4" name="Зображення3"/>
+            <wp:cNvGraphicFramePr>
+              <a:graphicFrameLocks xmlns:a="http://schemas.openxmlformats.org/drawingml/2006/main" noChangeAspect="1"/>
+            </wp:cNvGraphicFramePr>
+            <a:graphic xmlns:a="http://schemas.openxmlformats.org/drawingml/2006/main">
+              <a:graphicData uri="http://schemas.openxmlformats.org/drawingml/2006/picture">
+                <pic:pic xmlns:pic="http://schemas.openxmlformats.org/drawingml/2006/picture">
+                  <pic:nvPicPr>
+                    <pic:cNvPr id="4" name="Зображення3"/>
+                    <pic:cNvPicPr>
+                      <a:picLocks noChangeAspect="1" noChangeArrowheads="1"/>
+                    </pic:cNvPicPr>
+                  </pic:nvPicPr>
+                  <pic:blipFill>
+                    <a:blip r:embed="rId6"/>
+                    <a:stretch>
+                      <a:fillRect/>
+                    </a:stretch>
+                  </pic:blipFill>
+                  <pic:spPr bwMode="auto">
+                    <a:xfrm>
+                      <a:off x="0" y="0"/>
+                      <a:ext cx="5731510" cy="2865755"/>
+                    </a:xfrm>
+                    <a:prstGeom prst="rect">
+                      <a:avLst/>
+                    </a:prstGeom>
+                    <a:noFill/>
+                  </pic:spPr>
+                </pic:pic>
+              </a:graphicData>
+            </a:graphic>
+          </wp:inline>
+        </w:drawing>
+      </w:r>
+    </w:p>
+    <w:p>
+      <w:pPr>
+        <w:pStyle w:val="img1"/>
+        <w:rPr/>
+      </w:pPr>
+      <w:r>
+        <w:rPr/>
+        <w:t>Рисунок 4.</w:t>
+      </w:r>
+      <w:r>
+        <w:rPr>
+          <w:lang w:val="en-US"/>
+        </w:rPr>
+        <w:t>2</w:t>
+      </w:r>
+      <w:r>
+        <w:rPr/>
+        <w:t xml:space="preserve"> — Результати прогнозування моделі </w:t>
+      </w:r>
+      <w:r>
+        <w:rPr>
+          <w:lang w:val="en-US"/>
+        </w:rPr>
+        <w:t>ARIMA</w:t>
+      </w:r>
+    </w:p>
+    <w:p>
+      <w:pPr>
+        <w:pStyle w:val="P1"/>
+        <w:rPr>
+          <w:lang w:val="en-US"/>
+        </w:rPr>
+      </w:pPr>
+      <w:r>
+        <w:rPr>
+          <w:lang w:val="en-US"/>
+        </w:rPr>
+      </w:r>
+    </w:p>
+    <w:p>
+      <w:pPr>
+        <w:pStyle w:val="img1"/>
+        <w:rPr/>
+      </w:pPr>
+      <w:r>
+        <w:rPr/>
+        <w:drawing>
+          <wp:inline distT="0" distB="0" distL="0" distR="0">
+            <wp:extent cx="5731510" cy="2865755"/>
+            <wp:effectExtent l="0" t="0" r="0" b="0"/>
+            <wp:docPr id="5" name="Зображення4"/>
+            <wp:cNvGraphicFramePr>
+              <a:graphicFrameLocks xmlns:a="http://schemas.openxmlformats.org/drawingml/2006/main" noChangeAspect="1"/>
+            </wp:cNvGraphicFramePr>
+            <a:graphic xmlns:a="http://schemas.openxmlformats.org/drawingml/2006/main">
+              <a:graphicData uri="http://schemas.openxmlformats.org/drawingml/2006/picture">
+                <pic:pic xmlns:pic="http://schemas.openxmlformats.org/drawingml/2006/picture">
+                  <pic:nvPicPr>
+                    <pic:cNvPr id="5" name="Зображення4"/>
+                    <pic:cNvPicPr>
+                      <a:picLocks noChangeAspect="1" noChangeArrowheads="1"/>
+                    </pic:cNvPicPr>
+                  </pic:nvPicPr>
+                  <pic:blipFill>
+                    <a:blip r:embed="rId7"/>
+                    <a:stretch>
+                      <a:fillRect/>
+                    </a:stretch>
+                  </pic:blipFill>
+                  <pic:spPr bwMode="auto">
+                    <a:xfrm>
+                      <a:off x="0" y="0"/>
+                      <a:ext cx="5731510" cy="2865755"/>
+                    </a:xfrm>
+                    <a:prstGeom prst="rect">
+                      <a:avLst/>
+                    </a:prstGeom>
+                    <a:noFill/>
+                  </pic:spPr>
+                </pic:pic>
+              </a:graphicData>
+            </a:graphic>
+          </wp:inline>
+        </w:drawing>
+      </w:r>
+    </w:p>
+    <w:p>
+      <w:pPr>
+        <w:pStyle w:val="img1"/>
+        <w:rPr/>
+      </w:pPr>
+      <w:r>
+        <w:rPr/>
+        <w:t>Рисунок 4.</w:t>
+      </w:r>
+      <w:r>
+        <w:rPr>
+          <w:lang w:val="en-US"/>
+        </w:rPr>
+        <w:t>3</w:t>
+      </w:r>
+      <w:r>
+        <w:rPr/>
+        <w:t xml:space="preserve"> — Результати прогнозування моделі </w:t>
+      </w:r>
+      <w:r>
+        <w:rPr>
+          <w:lang w:val="en-US"/>
+        </w:rPr>
+        <w:t>ETS</w:t>
+      </w:r>
+    </w:p>
+    <w:p>
+      <w:pPr>
+        <w:pStyle w:val="P1"/>
+        <w:rPr>
+          <w:lang w:val="en-US"/>
+        </w:rPr>
+      </w:pPr>
+      <w:r>
+        <w:rPr>
+          <w:lang w:val="en-US"/>
+        </w:rPr>
+      </w:r>
+    </w:p>
+    <w:p>
+      <w:pPr>
         <w:pStyle w:val="h11"/>
         <w:rPr/>
       </w:pPr>
@@ -760,14 +2651,140 @@
       <w:r>
         <w:rPr/>
       </w:r>
-      <w:r>
-        <w:br w:type="page"/>
+    </w:p>
+    <w:p>
+      <w:pPr>
+        <w:pStyle w:val="p11"/>
+        <w:rPr/>
+      </w:pPr>
+      <w:r>
+        <w:rPr/>
+        <w:t xml:space="preserve">В результаті виконання було проаналізовано предметну область прогнозування вироблення електроенергії. </w:t>
+      </w:r>
+    </w:p>
+    <w:p>
+      <w:pPr>
+        <w:pStyle w:val="p11"/>
+        <w:rPr/>
+      </w:pPr>
+      <w:r>
+        <w:rPr/>
+        <w:t>Також було обрано та проаналізовано вхідну вибірку вимірювань виробництва електроенергії в США.</w:t>
+      </w:r>
+    </w:p>
+    <w:p>
+      <w:pPr>
+        <w:pStyle w:val="p11"/>
+        <w:rPr/>
+      </w:pPr>
+      <w:r>
+        <w:rPr/>
+        <w:t>Після цього було побудовано програму, яка прогнозує подальше вироблення електроенергії використовуючи такі методи:</w:t>
+      </w:r>
+    </w:p>
+    <w:p>
+      <w:pPr>
+        <w:pStyle w:val="p11"/>
+        <w:widowControl/>
+        <w:numPr>
+          <w:ilvl w:val="0"/>
+          <w:numId w:val="1"/>
+        </w:numPr>
+        <w:suppressAutoHyphens w:val="true"/>
+        <w:bidi w:val="0"/>
+        <w:spacing w:lineRule="auto" w:line="360" w:before="0" w:after="0"/>
+        <w:ind w:firstLine="850" w:left="0" w:right="0"/>
+        <w:jc w:val="left"/>
+        <w:rPr/>
+      </w:pPr>
+      <w:r>
+        <w:rPr/>
+        <w:t>наївний прогноз;</w:t>
+      </w:r>
+    </w:p>
+    <w:p>
+      <w:pPr>
+        <w:pStyle w:val="p11"/>
+        <w:widowControl/>
+        <w:numPr>
+          <w:ilvl w:val="0"/>
+          <w:numId w:val="1"/>
+        </w:numPr>
+        <w:suppressAutoHyphens w:val="true"/>
+        <w:bidi w:val="0"/>
+        <w:spacing w:lineRule="auto" w:line="360" w:before="0" w:after="0"/>
+        <w:ind w:firstLine="850" w:left="0" w:right="0"/>
+        <w:jc w:val="left"/>
+        <w:rPr/>
+      </w:pPr>
+      <w:r>
+        <w:rPr>
+          <w:lang w:val="uk-UA"/>
+        </w:rPr>
+        <w:t xml:space="preserve">модель </w:t>
+      </w:r>
+      <w:r>
+        <w:rPr>
+          <w:lang w:val="en-US"/>
+        </w:rPr>
+        <w:t>ARIMA;</w:t>
+      </w:r>
+    </w:p>
+    <w:p>
+      <w:pPr>
+        <w:pStyle w:val="p11"/>
+        <w:widowControl/>
+        <w:numPr>
+          <w:ilvl w:val="0"/>
+          <w:numId w:val="1"/>
+        </w:numPr>
+        <w:suppressAutoHyphens w:val="true"/>
+        <w:bidi w:val="0"/>
+        <w:spacing w:lineRule="auto" w:line="360" w:before="0" w:after="0"/>
+        <w:ind w:firstLine="850" w:left="0" w:right="0"/>
+        <w:jc w:val="left"/>
+        <w:rPr/>
+      </w:pPr>
+      <w:r>
+        <w:rPr>
+          <w:lang w:val="uk-UA"/>
+        </w:rPr>
+        <w:t xml:space="preserve">модель </w:t>
+      </w:r>
+      <w:r>
+        <w:rPr>
+          <w:lang w:val="en-US"/>
+        </w:rPr>
+        <w:t>ETS.</w:t>
+      </w:r>
+    </w:p>
+    <w:p>
+      <w:pPr>
+        <w:pStyle w:val="p11"/>
+        <w:widowControl/>
+        <w:suppressAutoHyphens w:val="true"/>
+        <w:bidi w:val="0"/>
+        <w:spacing w:lineRule="auto" w:line="360" w:before="0" w:after="0"/>
+        <w:ind w:firstLine="850" w:left="0" w:right="0"/>
+        <w:jc w:val="left"/>
+        <w:rPr>
+          <w:lang w:val="en-US"/>
+        </w:rPr>
+      </w:pPr>
+      <w:r>
+        <w:rPr>
+          <w:lang w:val="en-US"/>
+        </w:rPr>
       </w:r>
     </w:p>
     <w:p>
       <w:pPr>
         <w:pStyle w:val="h11"/>
-        <w:spacing w:before="0" w:after="0"/>
+        <w:numPr>
+          <w:ilvl w:val="0"/>
+          <w:numId w:val="0"/>
+        </w:numPr>
+        <w:ind w:hanging="0" w:left="720"/>
         <w:rPr/>
       </w:pPr>
       <w:r>
@@ -1209,6 +3226,273 @@
     </w:sectPr>
   </w:body>
 </w:document>
+</file>
+
+<file path=word/numbering.xml><?xml version="1.0" encoding="utf-8"?>
+<w:numbering xmlns:w="http://schemas.openxmlformats.org/wordprocessingml/2006/main" xmlns:o="urn:schemas-microsoft-com:office:office" xmlns:r="http://schemas.openxmlformats.org/officeDocument/2006/relationships" xmlns:v="urn:schemas-microsoft-com:vml" xmlns:mc="http://schemas.openxmlformats.org/markup-compatibility/2006" xmlns:w14="http://schemas.microsoft.com/office/word/2010/wordml" mc:Ignorable="w14">
+  <w:abstractNum w:abstractNumId="1">
+    <w:lvl w:ilvl="0">
+      <w:start w:val="1"/>
+      <w:numFmt w:val="bullet"/>
+      <w:lvlText w:val="-"/>
+      <w:lvlJc w:val="left"/>
+      <w:pPr>
+        <w:tabs>
+          <w:tab w:val="num" w:pos="720"/>
+        </w:tabs>
+        <w:ind w:left="720" w:hanging="360"/>
+      </w:pPr>
+      <w:rPr>
+        <w:rFonts w:ascii="OpenSymbol" w:hAnsi="OpenSymbol" w:cs="OpenSymbol" w:hint="default"/>
+      </w:rPr>
+    </w:lvl>
+    <w:lvl w:ilvl="1">
+      <w:start w:val="1"/>
+      <w:numFmt w:val="bullet"/>
+      <w:lvlText w:val="-"/>
+      <w:lvlJc w:val="left"/>
+      <w:pPr>
+        <w:tabs>
+          <w:tab w:val="num" w:pos="1080"/>
+        </w:tabs>
+        <w:ind w:left="1080" w:hanging="360"/>
+      </w:pPr>
+      <w:rPr>
+        <w:rFonts w:ascii="OpenSymbol" w:hAnsi="OpenSymbol" w:cs="OpenSymbol" w:hint="default"/>
+      </w:rPr>
+    </w:lvl>
+    <w:lvl w:ilvl="2">
+      <w:start w:val="1"/>
+      <w:numFmt w:val="bullet"/>
+      <w:lvlText w:val="-"/>
+      <w:lvlJc w:val="left"/>
+      <w:pPr>
+        <w:tabs>
+          <w:tab w:val="num" w:pos="1440"/>
+        </w:tabs>
+        <w:ind w:left="1440" w:hanging="360"/>
+      </w:pPr>
+      <w:rPr>
+        <w:rFonts w:ascii="OpenSymbol" w:hAnsi="OpenSymbol" w:cs="OpenSymbol" w:hint="default"/>
+      </w:rPr>
+    </w:lvl>
+    <w:lvl w:ilvl="3">
+      <w:start w:val="1"/>
+      <w:numFmt w:val="bullet"/>
+      <w:lvlText w:val="-"/>
+      <w:lvlJc w:val="left"/>
+      <w:pPr>
+        <w:tabs>
+          <w:tab w:val="num" w:pos="1800"/>
+        </w:tabs>
+        <w:ind w:left="1800" w:hanging="360"/>
+      </w:pPr>
+      <w:rPr>
+        <w:rFonts w:ascii="OpenSymbol" w:hAnsi="OpenSymbol" w:cs="OpenSymbol" w:hint="default"/>
+      </w:rPr>
+    </w:lvl>
+    <w:lvl w:ilvl="4">
+      <w:start w:val="1"/>
+      <w:numFmt w:val="bullet"/>
+      <w:lvlText w:val="-"/>
+      <w:lvlJc w:val="left"/>
+      <w:pPr>
+        <w:tabs>
+          <w:tab w:val="num" w:pos="2160"/>
+        </w:tabs>
+        <w:ind w:left="2160" w:hanging="360"/>
+      </w:pPr>
+      <w:rPr>
+        <w:rFonts w:ascii="OpenSymbol" w:hAnsi="OpenSymbol" w:cs="OpenSymbol" w:hint="default"/>
+      </w:rPr>
+    </w:lvl>
+    <w:lvl w:ilvl="5">
+      <w:start w:val="1"/>
+      <w:numFmt w:val="bullet"/>
+      <w:lvlText w:val="-"/>
+      <w:lvlJc w:val="left"/>
+      <w:pPr>
+        <w:tabs>
+          <w:tab w:val="num" w:pos="2520"/>
+        </w:tabs>
+        <w:ind w:left="2520" w:hanging="360"/>
+      </w:pPr>
+      <w:rPr>
+        <w:rFonts w:ascii="OpenSymbol" w:hAnsi="OpenSymbol" w:cs="OpenSymbol" w:hint="default"/>
+      </w:rPr>
+    </w:lvl>
+    <w:lvl w:ilvl="6">
+      <w:start w:val="1"/>
+      <w:numFmt w:val="bullet"/>
+      <w:lvlText w:val="-"/>
+      <w:lvlJc w:val="left"/>
+      <w:pPr>
+        <w:tabs>
+          <w:tab w:val="num" w:pos="2880"/>
+        </w:tabs>
+        <w:ind w:left="2880" w:hanging="360"/>
+      </w:pPr>
+      <w:rPr>
+        <w:rFonts w:ascii="OpenSymbol" w:hAnsi="OpenSymbol" w:cs="OpenSymbol" w:hint="default"/>
+      </w:rPr>
+    </w:lvl>
+    <w:lvl w:ilvl="7">
+      <w:start w:val="1"/>
+      <w:numFmt w:val="bullet"/>
+      <w:lvlText w:val="-"/>
+      <w:lvlJc w:val="left"/>
+      <w:pPr>
+        <w:tabs>
+          <w:tab w:val="num" w:pos="3240"/>
+        </w:tabs>
+        <w:ind w:left="3240" w:hanging="360"/>
+      </w:pPr>
+      <w:rPr>
+        <w:rFonts w:ascii="OpenSymbol" w:hAnsi="OpenSymbol" w:cs="OpenSymbol" w:hint="default"/>
+      </w:rPr>
+    </w:lvl>
+    <w:lvl w:ilvl="8">
+      <w:start w:val="1"/>
+      <w:numFmt w:val="bullet"/>
+      <w:lvlText w:val="-"/>
+      <w:lvlJc w:val="left"/>
+      <w:pPr>
+        <w:tabs>
+          <w:tab w:val="num" w:pos="3600"/>
+        </w:tabs>
+        <w:ind w:left="3600" w:hanging="360"/>
+      </w:pPr>
+      <w:rPr>
+        <w:rFonts w:ascii="OpenSymbol" w:hAnsi="OpenSymbol" w:cs="OpenSymbol" w:hint="default"/>
+      </w:rPr>
+    </w:lvl>
+  </w:abstractNum>
+  <w:abstractNum w:abstractNumId="2">
+    <w:lvl w:ilvl="0">
+      <w:start w:val="1"/>
+      <w:numFmt w:val="none"/>
+      <w:suff w:val="nothing"/>
+      <w:lvlText w:val=""/>
+      <w:lvlJc w:val="left"/>
+      <w:pPr>
+        <w:tabs>
+          <w:tab w:val="num" w:pos="0"/>
+        </w:tabs>
+        <w:ind w:left="0" w:hanging="0"/>
+      </w:pPr>
+    </w:lvl>
+    <w:lvl w:ilvl="1">
+      <w:start w:val="1"/>
+      <w:numFmt w:val="none"/>
+      <w:suff w:val="nothing"/>
+      <w:lvlText w:val=""/>
+      <w:lvlJc w:val="left"/>
+      <w:pPr>
+        <w:tabs>
+          <w:tab w:val="num" w:pos="0"/>
+        </w:tabs>
+        <w:ind w:left="0" w:hanging="0"/>
+      </w:pPr>
+    </w:lvl>
+    <w:lvl w:ilvl="2">
+      <w:start w:val="1"/>
+      <w:numFmt w:val="none"/>
+      <w:suff w:val="nothing"/>
+      <w:lvlText w:val=""/>
+      <w:lvlJc w:val="left"/>
+      <w:pPr>
+        <w:tabs>
+          <w:tab w:val="num" w:pos="0"/>
+        </w:tabs>
+        <w:ind w:left="0" w:hanging="0"/>
+      </w:pPr>
+    </w:lvl>
+    <w:lvl w:ilvl="3">
+      <w:start w:val="1"/>
+      <w:numFmt w:val="none"/>
+      <w:suff w:val="nothing"/>
+      <w:lvlText w:val=""/>
+      <w:lvlJc w:val="left"/>
+      <w:pPr>
+        <w:tabs>
+          <w:tab w:val="num" w:pos="0"/>
+        </w:tabs>
+        <w:ind w:left="0" w:hanging="0"/>
+      </w:pPr>
+    </w:lvl>
+    <w:lvl w:ilvl="4">
+      <w:start w:val="1"/>
+      <w:numFmt w:val="none"/>
+      <w:suff w:val="nothing"/>
+      <w:lvlText w:val=""/>
+      <w:lvlJc w:val="left"/>
+      <w:pPr>
+        <w:tabs>
+          <w:tab w:val="num" w:pos="0"/>
+        </w:tabs>
+        <w:ind w:left="0" w:hanging="0"/>
+      </w:pPr>
+    </w:lvl>
+    <w:lvl w:ilvl="5">
+      <w:start w:val="1"/>
+      <w:numFmt w:val="none"/>
+      <w:suff w:val="nothing"/>
+      <w:lvlText w:val=""/>
+      <w:lvlJc w:val="left"/>
+      <w:pPr>
+        <w:tabs>
+          <w:tab w:val="num" w:pos="0"/>
+        </w:tabs>
+        <w:ind w:left="0" w:hanging="0"/>
+      </w:pPr>
+    </w:lvl>
+    <w:lvl w:ilvl="6">
+      <w:start w:val="1"/>
+      <w:numFmt w:val="none"/>
+      <w:suff w:val="nothing"/>
+      <w:lvlText w:val=""/>
+      <w:lvlJc w:val="left"/>
+      <w:pPr>
+        <w:tabs>
+          <w:tab w:val="num" w:pos="0"/>
+        </w:tabs>
+        <w:ind w:left="0" w:hanging="0"/>
+      </w:pPr>
+    </w:lvl>
+    <w:lvl w:ilvl="7">
+      <w:start w:val="1"/>
+      <w:numFmt w:val="none"/>
+      <w:suff w:val="nothing"/>
+      <w:lvlText w:val=""/>
+      <w:lvlJc w:val="left"/>
+      <w:pPr>
+        <w:tabs>
+          <w:tab w:val="num" w:pos="0"/>
+        </w:tabs>
+        <w:ind w:left="0" w:hanging="0"/>
+      </w:pPr>
+    </w:lvl>
+    <w:lvl w:ilvl="8">
+      <w:start w:val="1"/>
+      <w:numFmt w:val="none"/>
+      <w:suff w:val="nothing"/>
+      <w:lvlText w:val=""/>
+      <w:lvlJc w:val="left"/>
+      <w:pPr>
+        <w:tabs>
+          <w:tab w:val="num" w:pos="0"/>
+        </w:tabs>
+        <w:ind w:left="0" w:hanging="0"/>
+      </w:pPr>
+    </w:lvl>
+  </w:abstractNum>
+  <w:num w:numId="1">
+    <w:abstractNumId w:val="1"/>
+  </w:num>
+  <w:num w:numId="2">
+    <w:abstractNumId w:val="2"/>
+  </w:num>
+</w:numbering>
 </file>
 
 <file path=word/styles.xml><?xml version="1.0" encoding="utf-8"?>
@@ -1996,8 +4280,8 @@
       <w:lang w:val="en-US" w:eastAsia="uk-UA"/>
     </w:rPr>
   </w:style>
-  <w:style w:type="character" w:styleId="user">
-    <w:name w:val="Символ нумерації (user)"/>
+  <w:style w:type="character" w:styleId="Style12">
+    <w:name w:val="Символ нумерації"/>
     <w:qFormat/>
     <w:rPr/>
   </w:style>
@@ -2008,7 +4292,14 @@
       <w:u w:val="single"/>
     </w:rPr>
   </w:style>
-  <w:style w:type="paragraph" w:styleId="Style12">
+  <w:style w:type="character" w:styleId="Style13">
+    <w:name w:val="Маркери"/>
+    <w:qFormat/>
+    <w:rPr>
+      <w:rFonts w:ascii="OpenSymbol" w:hAnsi="OpenSymbol" w:eastAsia="OpenSymbol" w:cs="OpenSymbol"/>
+    </w:rPr>
+  </w:style>
+  <w:style w:type="paragraph" w:styleId="Style14">
     <w:name w:val="Заголовок"/>
     <w:basedOn w:val="Normal"/>
     <w:next w:val="BodyText"/>
@@ -2018,7 +4309,7 @@
       <w:spacing w:before="240" w:after="120"/>
     </w:pPr>
     <w:rPr>
-      <w:rFonts w:ascii="Liberation Sans" w:hAnsi="Liberation Sans" w:eastAsia="Microsoft YaHei" w:cs="Arial Unicode MS"/>
+      <w:rFonts w:ascii="Liberation Sans" w:hAnsi="Liberation Sans" w:eastAsia="Microsoft YaHei" w:cs="Lucida Sans"/>
       <w:sz w:val="28"/>
       <w:szCs w:val="28"/>
     </w:rPr>
@@ -2055,8 +4346,34 @@
       <w:szCs w:val="24"/>
     </w:rPr>
   </w:style>
-  <w:style w:type="paragraph" w:styleId="Style13">
+  <w:style w:type="paragraph" w:styleId="Style15">
     <w:name w:val="Покажчик"/>
+    <w:basedOn w:val="Normal"/>
+    <w:qFormat/>
+    <w:pPr>
+      <w:suppressLineNumbers/>
+    </w:pPr>
+    <w:rPr>
+      <w:rFonts w:cs="Lucida Sans"/>
+    </w:rPr>
+  </w:style>
+  <w:style w:type="paragraph" w:styleId="user">
+    <w:name w:val="Заголовок (user)"/>
+    <w:basedOn w:val="Normal"/>
+    <w:next w:val="BodyText"/>
+    <w:qFormat/>
+    <w:pPr>
+      <w:keepNext w:val="true"/>
+      <w:spacing w:before="240" w:after="120"/>
+    </w:pPr>
+    <w:rPr>
+      <w:rFonts w:ascii="Liberation Sans" w:hAnsi="Liberation Sans" w:eastAsia="Microsoft YaHei" w:cs="Arial Unicode MS"/>
+      <w:sz w:val="28"/>
+      <w:szCs w:val="28"/>
+    </w:rPr>
+  </w:style>
+  <w:style w:type="paragraph" w:styleId="user1">
+    <w:name w:val="Покажчик (user)"/>
     <w:basedOn w:val="Normal"/>
     <w:qFormat/>
     <w:pPr>
@@ -2066,35 +4383,9 @@
       <w:rFonts w:cs="Arial Unicode MS"/>
     </w:rPr>
   </w:style>
-  <w:style w:type="paragraph" w:styleId="user1">
-    <w:name w:val="Заголовок (user)"/>
-    <w:basedOn w:val="Normal"/>
-    <w:next w:val="BodyText"/>
-    <w:qFormat/>
-    <w:pPr>
-      <w:keepNext w:val="true"/>
-      <w:spacing w:before="240" w:after="120"/>
-    </w:pPr>
-    <w:rPr>
-      <w:rFonts w:ascii="Liberation Sans" w:hAnsi="Liberation Sans" w:eastAsia="Microsoft YaHei" w:cs="Lucida Sans"/>
-      <w:sz w:val="28"/>
-      <w:szCs w:val="28"/>
-    </w:rPr>
-  </w:style>
-  <w:style w:type="paragraph" w:styleId="user2">
-    <w:name w:val="Покажчик (user)"/>
-    <w:basedOn w:val="Normal"/>
-    <w:qFormat/>
-    <w:pPr>
-      <w:suppressLineNumbers/>
-    </w:pPr>
-    <w:rPr>
-      <w:rFonts w:cs="Lucida Sans"/>
-    </w:rPr>
-  </w:style>
   <w:style w:type="paragraph" w:styleId="IndexHeading">
     <w:name w:val="index heading"/>
-    <w:basedOn w:val="Style12"/>
+    <w:basedOn w:val="user"/>
     <w:pPr/>
     <w:rPr/>
   </w:style>
@@ -2370,8 +4661,8 @@
     </w:pPr>
     <w:rPr/>
   </w:style>
-  <w:style w:type="paragraph" w:styleId="user3">
-    <w:name w:val="Верхній і нижній колонтитули (user)"/>
+  <w:style w:type="paragraph" w:styleId="Style16">
+    <w:name w:val="Верхній і нижній колонтитули"/>
     <w:basedOn w:val="Normal"/>
     <w:qFormat/>
     <w:pPr>
@@ -2384,8 +4675,8 @@
     </w:pPr>
     <w:rPr/>
   </w:style>
-  <w:style w:type="paragraph" w:styleId="Style14">
-    <w:name w:val="Верхній і нижній колонтитули"/>
+  <w:style w:type="paragraph" w:styleId="user2">
+    <w:name w:val="Верхній і нижній колонтитули (user)"/>
     <w:basedOn w:val="Normal"/>
     <w:qFormat/>
     <w:pPr/>
@@ -2393,14 +4684,14 @@
   </w:style>
   <w:style w:type="paragraph" w:styleId="Header">
     <w:name w:val="header"/>
-    <w:basedOn w:val="user3"/>
+    <w:basedOn w:val="Style16"/>
     <w:pPr>
       <w:suppressLineNumbers/>
     </w:pPr>
     <w:rPr/>
   </w:style>
-  <w:style w:type="numbering" w:styleId="Style15" w:default="1">
-    <w:name w:val="Без маркерів"/>
+  <w:style w:type="numbering" w:styleId="user3" w:default="1">
+    <w:name w:val="Без маркерів (user)"/>
     <w:uiPriority w:val="99"/>
     <w:semiHidden/>
     <w:unhideWhenUsed/>
